--- a/UIAutomationFinalAssessment/UI_Automation_Report.docx
+++ b/UIAutomationFinalAssessment/UI_Automation_Report.docx
@@ -175,7 +175,6 @@
       <w:r>
         <w:t xml:space="preserve"> </w:t>
       </w:r>
-      <w:proofErr w:type="spellStart"/>
       <w:r>
         <w:rPr>
           <w:b/>
@@ -184,8 +183,18 @@
           <w:szCs w:val="28"/>
           <w:lang w:val="en-IN"/>
         </w:rPr>
-        <w:t>sh</w:t>
+        <w:t>capstone/307424-shahbaz-ahmad</w:t>
       </w:r>
+      <w:r>
+        <w:rPr>
+          <w:sz w:val="28"/>
+          <w:szCs w:val="28"/>
+          <w:lang w:val="en-IN"/>
+        </w:rPr>
+        <w:br/>
+      </w:r>
+      <w:proofErr w:type="spellStart"/>
+      <w:proofErr w:type="gramStart"/>
       <w:r>
         <w:rPr>
           <w:b/>
@@ -194,9 +203,210 @@
           <w:szCs w:val="28"/>
           <w:lang w:val="en-IN"/>
         </w:rPr>
-        <w:t>ahbaz</w:t>
+        <w:t>Assessment:</w:t>
+      </w:r>
+      <w:r>
+        <w:rPr>
+          <w:sz w:val="28"/>
+          <w:szCs w:val="28"/>
+          <w:lang w:val="en-IN"/>
+        </w:rPr>
+        <w:t>R</w:t>
+      </w:r>
+      <w:r>
+        <w:rPr>
+          <w:sz w:val="28"/>
+          <w:szCs w:val="28"/>
+          <w:lang w:val="en-IN"/>
+        </w:rPr>
+        <w:t>e</w:t>
+      </w:r>
+      <w:r>
+        <w:rPr>
+          <w:sz w:val="28"/>
+          <w:szCs w:val="28"/>
+          <w:lang w:val="en-IN"/>
+        </w:rPr>
+        <w:t>tailmart</w:t>
       </w:r>
       <w:proofErr w:type="spellEnd"/>
+      <w:proofErr w:type="gramEnd"/>
+      <w:r>
+        <w:rPr>
+          <w:sz w:val="28"/>
+          <w:szCs w:val="28"/>
+          <w:lang w:val="en-IN"/>
+        </w:rPr>
+        <w:t xml:space="preserve"> </w:t>
+      </w:r>
+      <w:r>
+        <w:rPr>
+          <w:sz w:val="28"/>
+          <w:szCs w:val="28"/>
+          <w:lang w:val="en-IN"/>
+        </w:rPr>
+        <w:t>Playwright UI Automation</w:t>
+      </w:r>
+    </w:p>
+    <w:p/>
+    <w:p>
+      <w:pPr>
+        <w:pStyle w:val="Heading1"/>
+        <w:ind w:left="1440" w:firstLine="720"/>
+        <w:rPr>
+          <w:color w:val="auto"/>
+          <w:sz w:val="48"/>
+          <w:szCs w:val="48"/>
+          <w:u w:val="single"/>
+        </w:rPr>
+      </w:pPr>
+      <w:r>
+        <w:rPr>
+          <w:color w:val="auto"/>
+          <w:sz w:val="48"/>
+          <w:szCs w:val="48"/>
+          <w:u w:val="single"/>
+        </w:rPr>
+        <w:t xml:space="preserve">Question NO </w:t>
+      </w:r>
+      <w:r>
+        <w:rPr>
+          <w:color w:val="auto"/>
+          <w:sz w:val="48"/>
+          <w:szCs w:val="48"/>
+          <w:u w:val="single"/>
+        </w:rPr>
+        <w:t>1</w:t>
+      </w:r>
+      <w:r>
+        <w:rPr>
+          <w:color w:val="auto"/>
+          <w:sz w:val="48"/>
+          <w:szCs w:val="48"/>
+          <w:u w:val="single"/>
+        </w:rPr>
+        <w:t xml:space="preserve"> </w:t>
+      </w:r>
+    </w:p>
+    <w:p>
+      <w:pPr>
+        <w:pStyle w:val="Heading1"/>
+        <w:rPr>
+          <w:color w:val="auto"/>
+          <w:sz w:val="32"/>
+          <w:szCs w:val="32"/>
+          <w:u w:val="single"/>
+        </w:rPr>
+      </w:pPr>
+      <w:r>
+        <w:rPr>
+          <w:color w:val="auto"/>
+          <w:sz w:val="32"/>
+          <w:szCs w:val="32"/>
+          <w:u w:val="single"/>
+        </w:rPr>
+        <w:t>Objective</w:t>
+      </w:r>
+    </w:p>
+    <w:p>
+      <w:pPr>
+        <w:rPr>
+          <w:sz w:val="28"/>
+          <w:szCs w:val="28"/>
+          <w:lang w:val="en-IN"/>
+        </w:rPr>
+      </w:pPr>
+      <w:r>
+        <w:rPr>
+          <w:sz w:val="28"/>
+          <w:szCs w:val="28"/>
+          <w:lang w:val="en-IN"/>
+        </w:rPr>
+        <w:t>The objective of this automation project is to validate the core functionality of the application using Playwright</w:t>
+      </w:r>
+      <w:r>
+        <w:rPr>
+          <w:sz w:val="28"/>
+          <w:szCs w:val="28"/>
+          <w:lang w:val="en-IN"/>
+        </w:rPr>
+        <w:t xml:space="preserve"> with website </w:t>
+      </w:r>
+      <w:r>
+        <w:t>https://chess-agent-83252463.figma.site/</w:t>
+      </w:r>
+    </w:p>
+    <w:p>
+      <w:pPr>
+        <w:rPr>
+          <w:sz w:val="28"/>
+          <w:szCs w:val="28"/>
+          <w:lang w:val="en-IN"/>
+        </w:rPr>
+      </w:pPr>
+      <w:r>
+        <w:rPr>
+          <w:sz w:val="28"/>
+          <w:szCs w:val="28"/>
+          <w:lang w:val="en-IN"/>
+        </w:rPr>
+        <w:t>The automated test suite verifies critical user workflows and ensures that the application behaves as expected across supported browsers. The framework is designed to provide reliable, maintainable, and scalable UI automation.</w:t>
+      </w:r>
+    </w:p>
+    <w:p>
+      <w:pPr>
+        <w:rPr>
+          <w:sz w:val="28"/>
+          <w:szCs w:val="28"/>
+          <w:lang w:val="en-IN"/>
+        </w:rPr>
+      </w:pPr>
+    </w:p>
+    <w:p>
+      <w:pPr>
+        <w:pStyle w:val="Heading1"/>
+        <w:rPr>
+          <w:color w:val="auto"/>
+          <w:sz w:val="32"/>
+          <w:szCs w:val="32"/>
+          <w:u w:val="single"/>
+        </w:rPr>
+      </w:pPr>
+      <w:proofErr w:type="spellStart"/>
+      <w:r>
+        <w:rPr>
+          <w:color w:val="auto"/>
+          <w:sz w:val="32"/>
+          <w:szCs w:val="32"/>
+          <w:u w:val="single"/>
+        </w:rPr>
+        <w:t>Github</w:t>
+      </w:r>
+      <w:proofErr w:type="spellEnd"/>
+      <w:r>
+        <w:rPr>
+          <w:color w:val="auto"/>
+          <w:sz w:val="32"/>
+          <w:szCs w:val="32"/>
+          <w:u w:val="single"/>
+        </w:rPr>
+        <w:t xml:space="preserve"> Link </w:t>
+      </w:r>
+    </w:p>
+    <w:p>
+      <w:pPr>
+        <w:rPr>
+          <w:sz w:val="28"/>
+          <w:szCs w:val="28"/>
+        </w:rPr>
+      </w:pPr>
+      <w:r>
+        <w:rPr>
+          <w:sz w:val="28"/>
+          <w:szCs w:val="28"/>
+        </w:rPr>
+        <w:t xml:space="preserve">My Branch name is </w:t>
+      </w:r>
       <w:r>
         <w:rPr>
           <w:b/>
@@ -205,31 +415,12 @@
           <w:szCs w:val="28"/>
           <w:lang w:val="en-IN"/>
         </w:rPr>
-        <w:t>_</w:t>
+        <w:t>capstone/307424-shahbaz-ahmad</w:t>
       </w:r>
       <w:r>
         <w:rPr>
           <w:sz w:val="28"/>
           <w:szCs w:val="28"/>
-          <w:lang w:val="en-IN"/>
-        </w:rPr>
-        <w:br/>
-      </w:r>
-      <w:r>
-        <w:rPr>
-          <w:b/>
-          <w:bCs/>
-          <w:sz w:val="28"/>
-          <w:szCs w:val="28"/>
-          <w:lang w:val="en-IN"/>
-        </w:rPr>
-        <w:t>Assessment:</w:t>
-      </w:r>
-      <w:r>
-        <w:rPr>
-          <w:sz w:val="28"/>
-          <w:szCs w:val="28"/>
-          <w:lang w:val="en-IN"/>
         </w:rPr>
         <w:t xml:space="preserve"> </w:t>
       </w:r>
@@ -237,148 +428,39 @@
         <w:rPr>
           <w:sz w:val="28"/>
           <w:szCs w:val="28"/>
-          <w:lang w:val="en-IN"/>
-        </w:rPr>
-        <w:t>________</w:t>
+        </w:rPr>
+        <w:t>and link is</w:t>
       </w:r>
       <w:r>
         <w:rPr>
           <w:sz w:val="28"/>
           <w:szCs w:val="28"/>
-          <w:lang w:val="en-IN"/>
-        </w:rPr>
-        <w:t xml:space="preserve">Ecommerce </w:t>
-      </w:r>
-      <w:r>
-        <w:rPr>
-          <w:sz w:val="28"/>
-          <w:szCs w:val="28"/>
-          <w:lang w:val="en-IN"/>
-        </w:rPr>
-        <w:t>Playwright UI Automation</w:t>
-      </w:r>
-    </w:p>
-    <w:p/>
-    <w:p>
-      <w:pPr>
-        <w:pStyle w:val="Heading1"/>
-        <w:ind w:left="1440" w:firstLine="720"/>
-        <w:rPr>
-          <w:color w:val="auto"/>
-          <w:sz w:val="48"/>
-          <w:szCs w:val="48"/>
-          <w:u w:val="single"/>
-        </w:rPr>
-      </w:pPr>
-      <w:r>
-        <w:rPr>
-          <w:color w:val="auto"/>
-          <w:sz w:val="48"/>
-          <w:szCs w:val="48"/>
-          <w:u w:val="single"/>
-        </w:rPr>
-        <w:t xml:space="preserve">Question NO </w:t>
-      </w:r>
-      <w:r>
-        <w:rPr>
-          <w:color w:val="auto"/>
-          <w:sz w:val="48"/>
-          <w:szCs w:val="48"/>
-          <w:u w:val="single"/>
-        </w:rPr>
-        <w:t>1</w:t>
-      </w:r>
-      <w:r>
-        <w:rPr>
-          <w:color w:val="auto"/>
-          <w:sz w:val="48"/>
-          <w:szCs w:val="48"/>
-          <w:u w:val="single"/>
-        </w:rPr>
-        <w:t xml:space="preserve"> </w:t>
-      </w:r>
-    </w:p>
-    <w:p>
-      <w:pPr>
-        <w:pStyle w:val="Heading1"/>
-        <w:rPr>
-          <w:color w:val="auto"/>
-          <w:sz w:val="32"/>
-          <w:szCs w:val="32"/>
-          <w:u w:val="single"/>
-        </w:rPr>
-      </w:pPr>
-      <w:r>
-        <w:rPr>
-          <w:color w:val="auto"/>
-          <w:sz w:val="32"/>
-          <w:szCs w:val="32"/>
-          <w:u w:val="single"/>
-        </w:rPr>
-        <w:t>Objective</w:t>
-      </w:r>
-    </w:p>
-    <w:p>
-      <w:pPr>
-        <w:rPr>
-          <w:sz w:val="28"/>
-          <w:szCs w:val="28"/>
-          <w:lang w:val="en-IN"/>
-        </w:rPr>
-      </w:pPr>
-      <w:r>
-        <w:rPr>
-          <w:sz w:val="28"/>
-          <w:szCs w:val="28"/>
-          <w:lang w:val="en-IN"/>
-        </w:rPr>
-        <w:t>The objective of this automation project is to validate the core functionality of the application using Playwright</w:t>
-      </w:r>
-      <w:r>
-        <w:rPr>
-          <w:sz w:val="28"/>
-          <w:szCs w:val="28"/>
-          <w:lang w:val="en-IN"/>
-        </w:rPr>
-        <w:t xml:space="preserve"> with website </w:t>
+        </w:rPr>
+        <w:t xml:space="preserve">  </w:t>
       </w:r>
       <w:hyperlink r:id="rId8" w:history="1">
+        <w:proofErr w:type="spellStart"/>
         <w:r>
           <w:rPr>
             <w:rStyle w:val="Hyperlink"/>
             <w:sz w:val="28"/>
             <w:szCs w:val="28"/>
-            <w:lang w:val="en-IN"/>
           </w:rPr>
-          <w:t>https://www..com/</w:t>
+          <w:t>RajaVUst</w:t>
+        </w:r>
+        <w:proofErr w:type="spellEnd"/>
+        <w:r>
+          <w:rPr>
+            <w:rStyle w:val="Hyperlink"/>
+            <w:sz w:val="28"/>
+            <w:szCs w:val="28"/>
+          </w:rPr>
+          <w:t>/SDET-2 at capstone/307424-shahbaz-ahmad</w:t>
         </w:r>
       </w:hyperlink>
-      <w:r>
-        <w:rPr>
-          <w:sz w:val="28"/>
-          <w:szCs w:val="28"/>
-          <w:lang w:val="en-IN"/>
-        </w:rPr>
-        <w:t xml:space="preserve"> </w:t>
-      </w:r>
     </w:p>
-    <w:p>
-      <w:pPr>
-        <w:rPr>
-          <w:sz w:val="28"/>
-          <w:szCs w:val="28"/>
-          <w:lang w:val="en-IN"/>
-        </w:rPr>
-      </w:pPr>
-      <w:r>
-        <w:rPr>
-          <w:sz w:val="28"/>
-          <w:szCs w:val="28"/>
-          <w:lang w:val="en-IN"/>
-        </w:rPr>
-        <w:t>The automated test suite verifies critical user workflows and ensures that the application behaves as expected across supported browsers. The framework is designed to provide reliable, maintainable, and scalable UI automation.</w:t>
-      </w:r>
-    </w:p>
+    <w:p/>
+    <w:p/>
     <w:p>
       <w:pPr>
         <w:rPr>
@@ -398,7 +480,6 @@
           <w:u w:val="single"/>
         </w:rPr>
       </w:pPr>
-      <w:proofErr w:type="spellStart"/>
       <w:r>
         <w:rPr>
           <w:color w:val="auto"/>
@@ -406,292 +487,7 @@
           <w:szCs w:val="32"/>
           <w:u w:val="single"/>
         </w:rPr>
-        <w:t>Github</w:t>
-      </w:r>
-      <w:proofErr w:type="spellEnd"/>
-      <w:r>
-        <w:rPr>
-          <w:color w:val="auto"/>
-          <w:sz w:val="32"/>
-          <w:szCs w:val="32"/>
-          <w:u w:val="single"/>
-        </w:rPr>
-        <w:t xml:space="preserve"> Link </w:t>
-      </w:r>
-    </w:p>
-    <w:p>
-      <w:pPr>
-        <w:rPr>
-          <w:sz w:val="28"/>
-          <w:szCs w:val="28"/>
-        </w:rPr>
-      </w:pPr>
-      <w:r>
-        <w:rPr>
-          <w:sz w:val="28"/>
-          <w:szCs w:val="28"/>
-        </w:rPr>
-        <w:t xml:space="preserve">My Branch name is </w:t>
-      </w:r>
-      <w:r>
-        <w:rPr>
-          <w:b/>
-          <w:bCs/>
-          <w:sz w:val="28"/>
-          <w:szCs w:val="28"/>
-          <w:lang w:val="en-IN"/>
-        </w:rPr>
-        <w:t>shahbaz_j</w:t>
-      </w:r>
-      <w:r>
-        <w:rPr>
-          <w:b/>
-          <w:bCs/>
-          <w:sz w:val="28"/>
-          <w:szCs w:val="28"/>
-          <w:lang w:val="en-IN"/>
-        </w:rPr>
-        <w:t>uly_21</w:t>
-      </w:r>
-      <w:r>
-        <w:rPr>
-          <w:b/>
-          <w:bCs/>
-          <w:sz w:val="28"/>
-          <w:szCs w:val="28"/>
-          <w:lang w:val="en-IN"/>
-        </w:rPr>
-        <w:t xml:space="preserve"> </w:t>
-      </w:r>
-      <w:r>
-        <w:rPr>
-          <w:sz w:val="28"/>
-          <w:szCs w:val="28"/>
-        </w:rPr>
-        <w:t xml:space="preserve">and link </w:t>
-      </w:r>
-      <w:proofErr w:type="gramStart"/>
-      <w:r>
-        <w:rPr>
-          <w:sz w:val="28"/>
-          <w:szCs w:val="28"/>
-        </w:rPr>
-        <w:t>is</w:t>
-      </w:r>
-      <w:proofErr w:type="gramEnd"/>
-      <w:r>
-        <w:rPr>
-          <w:sz w:val="28"/>
-          <w:szCs w:val="28"/>
-        </w:rPr>
-        <w:t xml:space="preserve">  </w:t>
-      </w:r>
-    </w:p>
-    <w:p/>
-    <w:p/>
-    <w:p>
-      <w:pPr>
-        <w:rPr>
-          <w:b/>
-          <w:bCs/>
-          <w:sz w:val="32"/>
-          <w:szCs w:val="32"/>
-          <w:u w:val="single"/>
-          <w:lang w:val="en-IN"/>
-        </w:rPr>
-      </w:pPr>
-    </w:p>
-    <w:p>
-      <w:pPr>
-        <w:rPr>
-          <w:b/>
-          <w:bCs/>
-          <w:sz w:val="32"/>
-          <w:szCs w:val="32"/>
-          <w:u w:val="single"/>
-          <w:lang w:val="en-IN"/>
-        </w:rPr>
-      </w:pPr>
-    </w:p>
-    <w:p>
-      <w:pPr>
-        <w:rPr>
-          <w:sz w:val="32"/>
-          <w:szCs w:val="32"/>
-          <w:u w:val="single"/>
-          <w:lang w:val="en-IN"/>
-        </w:rPr>
-      </w:pPr>
-      <w:r>
-        <w:rPr>
-          <w:b/>
-          <w:bCs/>
-          <w:sz w:val="32"/>
-          <w:szCs w:val="32"/>
-          <w:u w:val="single"/>
-          <w:lang w:val="en-IN"/>
-        </w:rPr>
         <w:lastRenderedPageBreak/>
-        <w:t>User Story</w:t>
-      </w:r>
-    </w:p>
-    <w:p>
-      <w:pPr>
-        <w:rPr>
-          <w:sz w:val="28"/>
-          <w:szCs w:val="28"/>
-          <w:lang w:val="en-IN"/>
-        </w:rPr>
-      </w:pPr>
-      <w:r>
-        <w:rPr>
-          <w:sz w:val="28"/>
-          <w:szCs w:val="28"/>
-          <w:lang w:val="en-IN"/>
-        </w:rPr>
-        <w:t>As a user, I want to perform the application workflow successfully so that I can complete my task without errors and receive the expected results from the system.</w:t>
-      </w:r>
-    </w:p>
-    <w:p>
-      <w:pPr>
-        <w:pStyle w:val="ListParagraph"/>
-        <w:numPr>
-          <w:ilvl w:val="0"/>
-          <w:numId w:val="20"/>
-        </w:numPr>
-        <w:rPr>
-          <w:sz w:val="28"/>
-          <w:szCs w:val="28"/>
-          <w:lang w:val="en-IN"/>
-        </w:rPr>
-      </w:pPr>
-      <w:r>
-        <w:rPr>
-          <w:sz w:val="28"/>
-          <w:szCs w:val="28"/>
-          <w:lang w:val="en-IN"/>
-        </w:rPr>
-        <w:t xml:space="preserve">Home page of </w:t>
-      </w:r>
-      <w:r>
-        <w:rPr>
-          <w:sz w:val="28"/>
-          <w:szCs w:val="28"/>
-          <w:lang w:val="en-IN"/>
-        </w:rPr>
-        <w:t>______</w:t>
-      </w:r>
-      <w:r>
-        <w:rPr>
-          <w:sz w:val="28"/>
-          <w:szCs w:val="28"/>
-          <w:lang w:val="en-IN"/>
-        </w:rPr>
-        <w:t xml:space="preserve">is </w:t>
-      </w:r>
-      <w:proofErr w:type="gramStart"/>
-      <w:r>
-        <w:rPr>
-          <w:sz w:val="28"/>
-          <w:szCs w:val="28"/>
-          <w:lang w:val="en-IN"/>
-        </w:rPr>
-        <w:t>visible .</w:t>
-      </w:r>
-      <w:proofErr w:type="gramEnd"/>
-    </w:p>
-    <w:p>
-      <w:pPr>
-        <w:pStyle w:val="ListParagraph"/>
-        <w:numPr>
-          <w:ilvl w:val="0"/>
-          <w:numId w:val="20"/>
-        </w:numPr>
-        <w:rPr>
-          <w:sz w:val="28"/>
-          <w:szCs w:val="28"/>
-          <w:lang w:val="en-IN"/>
-        </w:rPr>
-      </w:pPr>
-      <w:r>
-        <w:rPr>
-          <w:sz w:val="28"/>
-          <w:szCs w:val="28"/>
-          <w:lang w:val="en-IN"/>
-        </w:rPr>
-        <w:t>Search text box is working as per given parameter</w:t>
-      </w:r>
-    </w:p>
-    <w:p>
-      <w:pPr>
-        <w:pStyle w:val="ListParagraph"/>
-        <w:numPr>
-          <w:ilvl w:val="0"/>
-          <w:numId w:val="20"/>
-        </w:numPr>
-        <w:rPr>
-          <w:sz w:val="28"/>
-          <w:szCs w:val="28"/>
-          <w:lang w:val="en-IN"/>
-        </w:rPr>
-      </w:pPr>
-      <w:r>
-        <w:rPr>
-          <w:sz w:val="28"/>
-          <w:szCs w:val="28"/>
-          <w:lang w:val="en-IN"/>
-        </w:rPr>
-        <w:t>Negative search that is not matched</w:t>
-      </w:r>
-    </w:p>
-    <w:p>
-      <w:pPr>
-        <w:pStyle w:val="ListParagraph"/>
-        <w:numPr>
-          <w:ilvl w:val="0"/>
-          <w:numId w:val="20"/>
-        </w:numPr>
-        <w:rPr>
-          <w:sz w:val="28"/>
-          <w:szCs w:val="28"/>
-          <w:lang w:val="en-IN"/>
-        </w:rPr>
-      </w:pPr>
-      <w:r>
-        <w:rPr>
-          <w:sz w:val="28"/>
-          <w:szCs w:val="28"/>
-          <w:lang w:val="en-IN"/>
-        </w:rPr>
-        <w:t>Empty search</w:t>
-      </w:r>
-    </w:p>
-    <w:p>
-      <w:pPr>
-        <w:rPr>
-          <w:sz w:val="28"/>
-          <w:szCs w:val="28"/>
-          <w:lang w:val="en-IN"/>
-        </w:rPr>
-      </w:pPr>
-    </w:p>
-    <w:p>
-      <w:pPr>
-        <w:pStyle w:val="Heading1"/>
-        <w:rPr>
-          <w:color w:val="auto"/>
-          <w:sz w:val="32"/>
-          <w:szCs w:val="32"/>
-          <w:u w:val="single"/>
-        </w:rPr>
-      </w:pPr>
-      <w:r>
-        <w:rPr>
-          <w:color w:val="auto"/>
-          <w:sz w:val="32"/>
-          <w:szCs w:val="32"/>
-          <w:u w:val="single"/>
-        </w:rPr>
         <w:t>Environment Setup</w:t>
       </w:r>
     </w:p>
@@ -918,204 +714,6 @@
           <w:szCs w:val="28"/>
         </w:rPr>
         <w:t>Reporting Tools: HTML Reporter, Allure</w:t>
-      </w:r>
-    </w:p>
-    <w:p>
-      <w:pPr>
-        <w:pStyle w:val="Heading1"/>
-        <w:rPr>
-          <w:color w:val="auto"/>
-          <w:sz w:val="32"/>
-          <w:szCs w:val="32"/>
-          <w:u w:val="single"/>
-        </w:rPr>
-      </w:pPr>
-      <w:r>
-        <w:rPr>
-          <w:color w:val="auto"/>
-          <w:sz w:val="32"/>
-          <w:szCs w:val="32"/>
-          <w:u w:val="single"/>
-        </w:rPr>
-        <w:t>Framework Architecture</w:t>
-      </w:r>
-    </w:p>
-    <w:p>
-      <w:pPr>
-        <w:rPr>
-          <w:sz w:val="28"/>
-          <w:szCs w:val="28"/>
-        </w:rPr>
-      </w:pPr>
-      <w:r>
-        <w:rPr>
-          <w:sz w:val="28"/>
-          <w:szCs w:val="28"/>
-        </w:rPr>
-        <w:t>The framework is built using:</w:t>
-      </w:r>
-      <w:r>
-        <w:rPr>
-          <w:sz w:val="28"/>
-          <w:szCs w:val="28"/>
-        </w:rPr>
-        <w:br/>
-        <w:t xml:space="preserve">- Page Object Model (for UI </w:t>
-      </w:r>
-      <w:proofErr w:type="gramStart"/>
-      <w:r>
-        <w:rPr>
-          <w:sz w:val="28"/>
-          <w:szCs w:val="28"/>
-        </w:rPr>
-        <w:t>abstraction)</w:t>
-      </w:r>
-      <w:r>
-        <w:rPr>
-          <w:sz w:val="28"/>
-          <w:szCs w:val="28"/>
-        </w:rPr>
-        <w:t>(</w:t>
-      </w:r>
-      <w:proofErr w:type="gramEnd"/>
-      <w:r>
-        <w:rPr>
-          <w:sz w:val="28"/>
-          <w:szCs w:val="28"/>
-        </w:rPr>
-        <w:t>Homepage)</w:t>
-      </w:r>
-      <w:r>
-        <w:rPr>
-          <w:sz w:val="28"/>
-          <w:szCs w:val="28"/>
-        </w:rPr>
-        <w:br/>
-        <w:t xml:space="preserve">- Fixtures (for reusable setup like login, </w:t>
-      </w:r>
-      <w:proofErr w:type="gramStart"/>
-      <w:r>
-        <w:rPr>
-          <w:sz w:val="28"/>
-          <w:szCs w:val="28"/>
-        </w:rPr>
-        <w:t>credentials)</w:t>
-      </w:r>
-      <w:r>
-        <w:rPr>
-          <w:sz w:val="28"/>
-          <w:szCs w:val="28"/>
-        </w:rPr>
-        <w:t>(</w:t>
-      </w:r>
-      <w:proofErr w:type="gramEnd"/>
-      <w:r>
-        <w:rPr>
-          <w:sz w:val="28"/>
-          <w:szCs w:val="28"/>
-        </w:rPr>
-        <w:t>tests)</w:t>
-      </w:r>
-      <w:r>
-        <w:rPr>
-          <w:sz w:val="28"/>
-          <w:szCs w:val="28"/>
-        </w:rPr>
-        <w:br/>
-        <w:t xml:space="preserve">- Test files (business </w:t>
-      </w:r>
-      <w:proofErr w:type="gramStart"/>
-      <w:r>
-        <w:rPr>
-          <w:sz w:val="28"/>
-          <w:szCs w:val="28"/>
-        </w:rPr>
-        <w:t>scenarios)</w:t>
-      </w:r>
-      <w:r>
-        <w:rPr>
-          <w:sz w:val="28"/>
-          <w:szCs w:val="28"/>
-        </w:rPr>
-        <w:t>(</w:t>
-      </w:r>
-      <w:proofErr w:type="gramEnd"/>
-      <w:r>
-        <w:rPr>
-          <w:sz w:val="28"/>
-          <w:szCs w:val="28"/>
-        </w:rPr>
-        <w:t>________</w:t>
-      </w:r>
-      <w:proofErr w:type="gramStart"/>
-      <w:r>
-        <w:rPr>
-          <w:sz w:val="28"/>
-          <w:szCs w:val="28"/>
-        </w:rPr>
-        <w:t>_</w:t>
-      </w:r>
-      <w:r>
-        <w:rPr>
-          <w:sz w:val="28"/>
-          <w:szCs w:val="28"/>
-        </w:rPr>
-        <w:t>.</w:t>
-      </w:r>
-      <w:proofErr w:type="spellStart"/>
-      <w:r>
-        <w:rPr>
-          <w:sz w:val="28"/>
-          <w:szCs w:val="28"/>
-        </w:rPr>
-        <w:t>spec</w:t>
-      </w:r>
-      <w:proofErr w:type="gramEnd"/>
-      <w:r>
-        <w:rPr>
-          <w:sz w:val="28"/>
-          <w:szCs w:val="28"/>
-        </w:rPr>
-        <w:t>.ts</w:t>
-      </w:r>
-      <w:proofErr w:type="spellEnd"/>
-      <w:r>
-        <w:rPr>
-          <w:sz w:val="28"/>
-          <w:szCs w:val="28"/>
-        </w:rPr>
-        <w:t>)</w:t>
-      </w:r>
-      <w:r>
-        <w:rPr>
-          <w:sz w:val="28"/>
-          <w:szCs w:val="28"/>
-        </w:rPr>
-        <w:br/>
-        <w:t>- Config file (</w:t>
-      </w:r>
-      <w:proofErr w:type="spellStart"/>
-      <w:r>
-        <w:rPr>
-          <w:sz w:val="28"/>
-          <w:szCs w:val="28"/>
-        </w:rPr>
-        <w:t>playwright</w:t>
-      </w:r>
-      <w:r>
-        <w:rPr>
-          <w:sz w:val="28"/>
-          <w:szCs w:val="28"/>
-        </w:rPr>
-        <w:t>.config.ts</w:t>
-      </w:r>
-      <w:proofErr w:type="spellEnd"/>
-      <w:r>
-        <w:rPr>
-          <w:sz w:val="28"/>
-          <w:szCs w:val="28"/>
-        </w:rPr>
-        <w:t>)</w:t>
       </w:r>
     </w:p>
     <w:p>
@@ -1234,17 +832,9 @@
         </w:rPr>
         <w:t>(</w:t>
       </w:r>
-      <w:hyperlink r:id="rId9" w:history="1">
-        <w:r>
-          <w:rPr>
-            <w:rStyle w:val="Hyperlink"/>
-            <w:sz w:val="28"/>
-            <w:szCs w:val="28"/>
-            <w:lang w:val="en-IN"/>
-          </w:rPr>
-          <w:t>https://www..com/</w:t>
-        </w:r>
-      </w:hyperlink>
+      <w:r>
+        <w:t>https://chess-agent-83252463.figma.site/</w:t>
+      </w:r>
       <w:r>
         <w:rPr>
           <w:sz w:val="28"/>
@@ -1258,13 +848,6 @@
           <w:szCs w:val="28"/>
         </w:rPr>
         <w:br/>
-      </w:r>
-      <w:r>
-        <w:rPr>
-          <w:sz w:val="28"/>
-          <w:szCs w:val="28"/>
-        </w:rPr>
-        <w:lastRenderedPageBreak/>
         <w:t>4. Use Page Object methods</w:t>
       </w:r>
       <w:r>
@@ -1301,10 +884,89 @@
           <w:szCs w:val="32"/>
           <w:u w:val="single"/>
         </w:rPr>
+        <w:lastRenderedPageBreak/>
         <w:t>Folder Structure</w:t>
       </w:r>
     </w:p>
-    <w:p/>
+    <w:p>
+      <w:r>
+        <w:drawing>
+          <wp:inline distT="0" distB="0" distL="0" distR="0" wp14:anchorId="3DBA92E4" wp14:editId="39A20C58">
+            <wp:extent cx="3810532" cy="6220693"/>
+            <wp:effectExtent l="0" t="0" r="0" b="8890"/>
+            <wp:docPr id="945819046" name="Picture 1"/>
+            <wp:cNvGraphicFramePr>
+              <a:graphicFrameLocks xmlns:a="http://schemas.openxmlformats.org/drawingml/2006/main" noChangeAspect="1"/>
+            </wp:cNvGraphicFramePr>
+            <a:graphic xmlns:a="http://schemas.openxmlformats.org/drawingml/2006/main">
+              <a:graphicData uri="http://schemas.openxmlformats.org/drawingml/2006/picture">
+                <pic:pic xmlns:pic="http://schemas.openxmlformats.org/drawingml/2006/picture">
+                  <pic:nvPicPr>
+                    <pic:cNvPr id="945819046" name=""/>
+                    <pic:cNvPicPr/>
+                  </pic:nvPicPr>
+                  <pic:blipFill>
+                    <a:blip r:embed="rId9"/>
+                    <a:stretch>
+                      <a:fillRect/>
+                    </a:stretch>
+                  </pic:blipFill>
+                  <pic:spPr>
+                    <a:xfrm>
+                      <a:off x="0" y="0"/>
+                      <a:ext cx="3810532" cy="6220693"/>
+                    </a:xfrm>
+                    <a:prstGeom prst="rect">
+                      <a:avLst/>
+                    </a:prstGeom>
+                  </pic:spPr>
+                </pic:pic>
+              </a:graphicData>
+            </a:graphic>
+          </wp:inline>
+        </w:drawing>
+      </w:r>
+    </w:p>
+    <w:p>
+      <w:r>
+        <w:lastRenderedPageBreak/>
+        <w:drawing>
+          <wp:inline distT="0" distB="0" distL="0" distR="0" wp14:anchorId="5370AA6F" wp14:editId="2447382C">
+            <wp:extent cx="3715268" cy="6506483"/>
+            <wp:effectExtent l="0" t="0" r="0" b="8890"/>
+            <wp:docPr id="505649219" name="Picture 1"/>
+            <wp:cNvGraphicFramePr>
+              <a:graphicFrameLocks xmlns:a="http://schemas.openxmlformats.org/drawingml/2006/main" noChangeAspect="1"/>
+            </wp:cNvGraphicFramePr>
+            <a:graphic xmlns:a="http://schemas.openxmlformats.org/drawingml/2006/main">
+              <a:graphicData uri="http://schemas.openxmlformats.org/drawingml/2006/picture">
+                <pic:pic xmlns:pic="http://schemas.openxmlformats.org/drawingml/2006/picture">
+                  <pic:nvPicPr>
+                    <pic:cNvPr id="505649219" name=""/>
+                    <pic:cNvPicPr/>
+                  </pic:nvPicPr>
+                  <pic:blipFill>
+                    <a:blip r:embed="rId10"/>
+                    <a:stretch>
+                      <a:fillRect/>
+                    </a:stretch>
+                  </pic:blipFill>
+                  <pic:spPr>
+                    <a:xfrm>
+                      <a:off x="0" y="0"/>
+                      <a:ext cx="3715268" cy="6506483"/>
+                    </a:xfrm>
+                    <a:prstGeom prst="rect">
+                      <a:avLst/>
+                    </a:prstGeom>
+                  </pic:spPr>
+                </pic:pic>
+              </a:graphicData>
+            </a:graphic>
+          </wp:inline>
+        </w:drawing>
+      </w:r>
+    </w:p>
     <w:p>
       <w:pPr>
         <w:pStyle w:val="Heading1"/>
@@ -1575,7 +1237,7 @@
           <w:szCs w:val="32"/>
           <w:u w:val="single"/>
         </w:rPr>
-        <w:t>Home Page with Search for happy and negative</w:t>
+        <w:t>Tax validation</w:t>
       </w:r>
     </w:p>
     <w:p>
@@ -1591,22 +1253,6 @@
           <w:szCs w:val="28"/>
         </w:rPr>
         <w:br/>
-      </w:r>
-      <w:proofErr w:type="spellStart"/>
-      <w:r>
-        <w:rPr>
-          <w:sz w:val="28"/>
-          <w:szCs w:val="28"/>
-        </w:rPr>
-        <w:t>code_screenshot_and</w:t>
-      </w:r>
-      <w:proofErr w:type="spellEnd"/>
-      <w:r>
-        <w:rPr>
-          <w:sz w:val="28"/>
-          <w:szCs w:val="28"/>
-        </w:rPr>
-        <w:t xml:space="preserve"> explain</w:t>
       </w:r>
     </w:p>
     <w:p>
@@ -1631,7 +1277,7 @@
       </w:tblPr>
       <w:tblGrid>
         <w:gridCol w:w="1640"/>
-        <w:gridCol w:w="3343"/>
+        <w:gridCol w:w="2596"/>
         <w:gridCol w:w="904"/>
       </w:tblGrid>
       <w:tr>
@@ -1829,7 +1475,15 @@
                 <w:szCs w:val="28"/>
                 <w:lang w:val="en-IN"/>
               </w:rPr>
-              <w:t>Verify Home Page</w:t>
+              <w:t xml:space="preserve">Verify </w:t>
+            </w:r>
+            <w:r>
+              <w:rPr>
+                <w:sz w:val="28"/>
+                <w:szCs w:val="28"/>
+                <w:lang w:val="en-IN"/>
+              </w:rPr>
+              <w:t>tax validation</w:t>
             </w:r>
           </w:p>
         </w:tc>
@@ -1906,7 +1560,23 @@
                 <w:szCs w:val="28"/>
                 <w:lang w:val="en-IN"/>
               </w:rPr>
-              <w:t>Verify Valid Product Search</w:t>
+              <w:t xml:space="preserve">Verify </w:t>
+            </w:r>
+            <w:r>
+              <w:rPr>
+                <w:sz w:val="28"/>
+                <w:szCs w:val="28"/>
+                <w:lang w:val="en-IN"/>
+              </w:rPr>
+              <w:t>payment error</w:t>
+            </w:r>
+            <w:r>
+              <w:rPr>
+                <w:sz w:val="28"/>
+                <w:szCs w:val="28"/>
+                <w:lang w:val="en-IN"/>
+              </w:rPr>
+              <w:t xml:space="preserve"> </w:t>
             </w:r>
           </w:p>
         </w:tc>
@@ -1966,295 +1636,7 @@
           <w:lang w:val="en-IN"/>
         </w:rPr>
       </w:pPr>
-      <w:r>
-        <w:rPr>
-          <w:b/>
-          <w:bCs/>
-          <w:sz w:val="28"/>
-          <w:szCs w:val="28"/>
-          <w:lang w:val="en-IN"/>
-        </w:rPr>
-        <w:t>Negative Scenarios</w:t>
-      </w:r>
     </w:p>
-    <w:tbl>
-      <w:tblPr>
-        <w:tblW w:w="0" w:type="auto"/>
-        <w:tblCellSpacing w:w="15" w:type="dxa"/>
-        <w:tblCellMar>
-          <w:top w:w="15" w:type="dxa"/>
-          <w:left w:w="15" w:type="dxa"/>
-          <w:bottom w:w="15" w:type="dxa"/>
-          <w:right w:w="15" w:type="dxa"/>
-        </w:tblCellMar>
-        <w:tblLook w:val="04A0" w:firstRow="1" w:lastRow="0" w:firstColumn="1" w:lastColumn="0" w:noHBand="0" w:noVBand="1"/>
-      </w:tblPr>
-      <w:tblGrid>
-        <w:gridCol w:w="1640"/>
-        <w:gridCol w:w="3791"/>
-        <w:gridCol w:w="904"/>
-      </w:tblGrid>
-      <w:tr>
-        <w:trPr>
-          <w:tblHeader/>
-          <w:tblCellSpacing w:w="15" w:type="dxa"/>
-        </w:trPr>
-        <w:tc>
-          <w:tcPr>
-            <w:tcW w:w="0" w:type="auto"/>
-            <w:vAlign w:val="center"/>
-            <w:hideMark/>
-          </w:tcPr>
-          <w:p>
-            <w:pPr>
-              <w:rPr>
-                <w:b/>
-                <w:bCs/>
-                <w:sz w:val="28"/>
-                <w:szCs w:val="28"/>
-                <w:lang w:val="en-IN"/>
-              </w:rPr>
-            </w:pPr>
-            <w:r>
-              <w:rPr>
-                <w:b/>
-                <w:bCs/>
-                <w:sz w:val="28"/>
-                <w:szCs w:val="28"/>
-                <w:lang w:val="en-IN"/>
-              </w:rPr>
-              <w:t>Test Case ID</w:t>
-            </w:r>
-          </w:p>
-        </w:tc>
-        <w:tc>
-          <w:tcPr>
-            <w:tcW w:w="0" w:type="auto"/>
-            <w:vAlign w:val="center"/>
-            <w:hideMark/>
-          </w:tcPr>
-          <w:p>
-            <w:pPr>
-              <w:rPr>
-                <w:b/>
-                <w:bCs/>
-                <w:sz w:val="28"/>
-                <w:szCs w:val="28"/>
-                <w:lang w:val="en-IN"/>
-              </w:rPr>
-            </w:pPr>
-            <w:r>
-              <w:rPr>
-                <w:b/>
-                <w:bCs/>
-                <w:sz w:val="28"/>
-                <w:szCs w:val="28"/>
-                <w:lang w:val="en-IN"/>
-              </w:rPr>
-              <w:t>Description</w:t>
-            </w:r>
-          </w:p>
-        </w:tc>
-        <w:tc>
-          <w:tcPr>
-            <w:tcW w:w="0" w:type="auto"/>
-            <w:vAlign w:val="center"/>
-            <w:hideMark/>
-          </w:tcPr>
-          <w:p>
-            <w:pPr>
-              <w:rPr>
-                <w:b/>
-                <w:bCs/>
-                <w:sz w:val="28"/>
-                <w:szCs w:val="28"/>
-                <w:lang w:val="en-IN"/>
-              </w:rPr>
-            </w:pPr>
-            <w:r>
-              <w:rPr>
-                <w:b/>
-                <w:bCs/>
-                <w:sz w:val="28"/>
-                <w:szCs w:val="28"/>
-                <w:lang w:val="en-IN"/>
-              </w:rPr>
-              <w:t>Status</w:t>
-            </w:r>
-          </w:p>
-        </w:tc>
-      </w:tr>
-      <w:tr>
-        <w:trPr>
-          <w:tblCellSpacing w:w="15" w:type="dxa"/>
-        </w:trPr>
-        <w:tc>
-          <w:tcPr>
-            <w:tcW w:w="0" w:type="auto"/>
-            <w:vAlign w:val="center"/>
-            <w:hideMark/>
-          </w:tcPr>
-          <w:p>
-            <w:pPr>
-              <w:rPr>
-                <w:sz w:val="28"/>
-                <w:szCs w:val="28"/>
-                <w:lang w:val="en-IN"/>
-              </w:rPr>
-            </w:pPr>
-            <w:r>
-              <w:rPr>
-                <w:sz w:val="28"/>
-                <w:szCs w:val="28"/>
-                <w:lang w:val="en-IN"/>
-              </w:rPr>
-              <w:t>TC_00</w:t>
-            </w:r>
-            <w:r>
-              <w:rPr>
-                <w:sz w:val="28"/>
-                <w:szCs w:val="28"/>
-                <w:lang w:val="en-IN"/>
-              </w:rPr>
-              <w:t>3</w:t>
-            </w:r>
-          </w:p>
-        </w:tc>
-        <w:tc>
-          <w:tcPr>
-            <w:tcW w:w="0" w:type="auto"/>
-            <w:vAlign w:val="center"/>
-            <w:hideMark/>
-          </w:tcPr>
-          <w:p>
-            <w:pPr>
-              <w:rPr>
-                <w:sz w:val="28"/>
-                <w:szCs w:val="28"/>
-                <w:lang w:val="en-IN"/>
-              </w:rPr>
-            </w:pPr>
-            <w:r>
-              <w:rPr>
-                <w:sz w:val="28"/>
-                <w:szCs w:val="28"/>
-                <w:lang w:val="en-IN"/>
-              </w:rPr>
-              <w:t>Verify Invalid Product Search</w:t>
-            </w:r>
-          </w:p>
-        </w:tc>
-        <w:tc>
-          <w:tcPr>
-            <w:tcW w:w="0" w:type="auto"/>
-            <w:vAlign w:val="center"/>
-            <w:hideMark/>
-          </w:tcPr>
-          <w:p>
-            <w:pPr>
-              <w:rPr>
-                <w:sz w:val="28"/>
-                <w:szCs w:val="28"/>
-                <w:lang w:val="en-IN"/>
-              </w:rPr>
-            </w:pPr>
-            <w:r>
-              <w:rPr>
-                <w:sz w:val="28"/>
-                <w:szCs w:val="28"/>
-                <w:lang w:val="en-IN"/>
-              </w:rPr>
-              <w:t>Passed</w:t>
-            </w:r>
-          </w:p>
-        </w:tc>
-      </w:tr>
-      <w:tr>
-        <w:trPr>
-          <w:tblCellSpacing w:w="15" w:type="dxa"/>
-        </w:trPr>
-        <w:tc>
-          <w:tcPr>
-            <w:tcW w:w="0" w:type="auto"/>
-            <w:vAlign w:val="center"/>
-            <w:hideMark/>
-          </w:tcPr>
-          <w:p>
-            <w:pPr>
-              <w:rPr>
-                <w:sz w:val="28"/>
-                <w:szCs w:val="28"/>
-                <w:lang w:val="en-IN"/>
-              </w:rPr>
-            </w:pPr>
-            <w:r>
-              <w:rPr>
-                <w:sz w:val="28"/>
-                <w:szCs w:val="28"/>
-                <w:lang w:val="en-IN"/>
-              </w:rPr>
-              <w:t>TC_00</w:t>
-            </w:r>
-            <w:r>
-              <w:rPr>
-                <w:sz w:val="28"/>
-                <w:szCs w:val="28"/>
-                <w:lang w:val="en-IN"/>
-              </w:rPr>
-              <w:t>4</w:t>
-            </w:r>
-          </w:p>
-        </w:tc>
-        <w:tc>
-          <w:tcPr>
-            <w:tcW w:w="0" w:type="auto"/>
-            <w:vAlign w:val="center"/>
-            <w:hideMark/>
-          </w:tcPr>
-          <w:p>
-            <w:pPr>
-              <w:rPr>
-                <w:sz w:val="28"/>
-                <w:szCs w:val="28"/>
-                <w:lang w:val="en-IN"/>
-              </w:rPr>
-            </w:pPr>
-            <w:r>
-              <w:rPr>
-                <w:sz w:val="28"/>
-                <w:szCs w:val="28"/>
-                <w:lang w:val="en-IN"/>
-              </w:rPr>
-              <w:t>Verify Empty Search Validation</w:t>
-            </w:r>
-          </w:p>
-        </w:tc>
-        <w:tc>
-          <w:tcPr>
-            <w:tcW w:w="0" w:type="auto"/>
-            <w:vAlign w:val="center"/>
-            <w:hideMark/>
-          </w:tcPr>
-          <w:p>
-            <w:pPr>
-              <w:rPr>
-                <w:sz w:val="28"/>
-                <w:szCs w:val="28"/>
-                <w:lang w:val="en-IN"/>
-              </w:rPr>
-            </w:pPr>
-            <w:r>
-              <w:rPr>
-                <w:sz w:val="28"/>
-                <w:szCs w:val="28"/>
-                <w:lang w:val="en-IN"/>
-              </w:rPr>
-              <w:t>Passed</w:t>
-            </w:r>
-          </w:p>
-        </w:tc>
-      </w:tr>
-    </w:tbl>
     <w:p>
       <w:pPr>
         <w:rPr>
@@ -2459,7 +1841,14 @@
           <w:sz w:val="28"/>
           <w:szCs w:val="28"/>
         </w:rPr>
-        <w:t>4 test</w:t>
+        <w:t>2</w:t>
+      </w:r>
+      <w:r>
+        <w:rPr>
+          <w:sz w:val="28"/>
+          <w:szCs w:val="28"/>
+        </w:rPr>
+        <w:t xml:space="preserve"> test</w:t>
       </w:r>
       <w:proofErr w:type="gramEnd"/>
       <w:r>
@@ -2484,890 +1873,92 @@
           <w:sz w:val="28"/>
           <w:szCs w:val="28"/>
         </w:rPr>
-        <w:t>Screenshot</w:t>
+        <w:drawing>
+          <wp:inline distT="0" distB="0" distL="0" distR="0" wp14:anchorId="31BBC0FC" wp14:editId="4BEA717A">
+            <wp:extent cx="5486400" cy="2371725"/>
+            <wp:effectExtent l="0" t="0" r="0" b="9525"/>
+            <wp:docPr id="1999119681" name="Picture 1"/>
+            <wp:cNvGraphicFramePr>
+              <a:graphicFrameLocks xmlns:a="http://schemas.openxmlformats.org/drawingml/2006/main" noChangeAspect="1"/>
+            </wp:cNvGraphicFramePr>
+            <a:graphic xmlns:a="http://schemas.openxmlformats.org/drawingml/2006/main">
+              <a:graphicData uri="http://schemas.openxmlformats.org/drawingml/2006/picture">
+                <pic:pic xmlns:pic="http://schemas.openxmlformats.org/drawingml/2006/picture">
+                  <pic:nvPicPr>
+                    <pic:cNvPr id="1999119681" name=""/>
+                    <pic:cNvPicPr/>
+                  </pic:nvPicPr>
+                  <pic:blipFill>
+                    <a:blip r:embed="rId11"/>
+                    <a:stretch>
+                      <a:fillRect/>
+                    </a:stretch>
+                  </pic:blipFill>
+                  <pic:spPr>
+                    <a:xfrm>
+                      <a:off x="0" y="0"/>
+                      <a:ext cx="5486400" cy="2371725"/>
+                    </a:xfrm>
+                    <a:prstGeom prst="rect">
+                      <a:avLst/>
+                    </a:prstGeom>
+                  </pic:spPr>
+                </pic:pic>
+              </a:graphicData>
+            </a:graphic>
+          </wp:inline>
+        </w:drawing>
       </w:r>
     </w:p>
     <w:p>
       <w:pPr>
         <w:rPr>
-          <w:noProof/>
           <w:sz w:val="28"/>
           <w:szCs w:val="28"/>
         </w:rPr>
       </w:pPr>
-    </w:p>
-    <w:p>
-      <w:pPr>
+      <w:r>
         <w:rPr>
           <w:sz w:val="28"/>
           <w:szCs w:val="28"/>
         </w:rPr>
-      </w:pPr>
-    </w:p>
-    <w:p>
-      <w:pPr>
-        <w:rPr>
-          <w:sz w:val="28"/>
-          <w:szCs w:val="28"/>
-        </w:rPr>
-      </w:pPr>
-      <w:r>
-        <w:rPr>
-          <w:sz w:val="28"/>
-          <w:szCs w:val="28"/>
-        </w:rPr>
-        <w:t>For show report</w:t>
+        <w:lastRenderedPageBreak/>
+        <w:drawing>
+          <wp:inline distT="0" distB="0" distL="0" distR="0" wp14:anchorId="396FF31C" wp14:editId="5B684B37">
+            <wp:extent cx="5486400" cy="2719070"/>
+            <wp:effectExtent l="0" t="0" r="0" b="5080"/>
+            <wp:docPr id="2124776693" name="Picture 1"/>
+            <wp:cNvGraphicFramePr>
+              <a:graphicFrameLocks xmlns:a="http://schemas.openxmlformats.org/drawingml/2006/main" noChangeAspect="1"/>
+            </wp:cNvGraphicFramePr>
+            <a:graphic xmlns:a="http://schemas.openxmlformats.org/drawingml/2006/main">
+              <a:graphicData uri="http://schemas.openxmlformats.org/drawingml/2006/picture">
+                <pic:pic xmlns:pic="http://schemas.openxmlformats.org/drawingml/2006/picture">
+                  <pic:nvPicPr>
+                    <pic:cNvPr id="2124776693" name=""/>
+                    <pic:cNvPicPr/>
+                  </pic:nvPicPr>
+                  <pic:blipFill>
+                    <a:blip r:embed="rId12"/>
+                    <a:stretch>
+                      <a:fillRect/>
+                    </a:stretch>
+                  </pic:blipFill>
+                  <pic:spPr>
+                    <a:xfrm>
+                      <a:off x="0" y="0"/>
+                      <a:ext cx="5486400" cy="2719070"/>
+                    </a:xfrm>
+                    <a:prstGeom prst="rect">
+                      <a:avLst/>
+                    </a:prstGeom>
+                  </pic:spPr>
+                </pic:pic>
+              </a:graphicData>
+            </a:graphic>
+          </wp:inline>
+        </w:drawing>
       </w:r>
-    </w:p>
-    <w:p>
-      <w:pPr>
-        <w:rPr>
-          <w:sz w:val="28"/>
-          <w:szCs w:val="28"/>
-        </w:rPr>
-      </w:pPr>
-    </w:p>
-    <w:p>
-      <w:pPr>
-        <w:rPr>
-          <w:sz w:val="28"/>
-          <w:szCs w:val="28"/>
-        </w:rPr>
-      </w:pPr>
-    </w:p>
-    <w:p>
-      <w:pPr>
-        <w:rPr>
-          <w:sz w:val="28"/>
-          <w:szCs w:val="28"/>
-        </w:rPr>
-      </w:pPr>
-    </w:p>
-    <w:p>
-      <w:pPr>
-        <w:rPr>
-          <w:sz w:val="28"/>
-          <w:szCs w:val="28"/>
-        </w:rPr>
-      </w:pPr>
-    </w:p>
-    <w:p>
-      <w:pPr>
-        <w:rPr>
-          <w:sz w:val="28"/>
-          <w:szCs w:val="28"/>
-        </w:rPr>
-      </w:pPr>
-    </w:p>
-    <w:p>
-      <w:pPr>
-        <w:rPr>
-          <w:sz w:val="28"/>
-          <w:szCs w:val="28"/>
-        </w:rPr>
-      </w:pPr>
-    </w:p>
-    <w:p>
-      <w:pPr>
-        <w:rPr>
-          <w:sz w:val="28"/>
-          <w:szCs w:val="28"/>
-        </w:rPr>
-      </w:pPr>
-    </w:p>
-    <w:p>
-      <w:pPr>
-        <w:rPr>
-          <w:sz w:val="28"/>
-          <w:szCs w:val="28"/>
-        </w:rPr>
-      </w:pPr>
-    </w:p>
-    <w:p>
-      <w:pPr>
-        <w:rPr>
-          <w:sz w:val="28"/>
-          <w:szCs w:val="28"/>
-        </w:rPr>
-      </w:pPr>
-    </w:p>
-    <w:p>
-      <w:pPr>
-        <w:rPr>
-          <w:sz w:val="28"/>
-          <w:szCs w:val="28"/>
-        </w:rPr>
-      </w:pPr>
-      <w:r>
-        <w:rPr>
-          <w:sz w:val="28"/>
-          <w:szCs w:val="28"/>
-        </w:rPr>
-        <w:t xml:space="preserve">Test 1 </w:t>
-      </w:r>
-      <w:r>
-        <w:rPr>
-          <w:sz w:val="28"/>
-          <w:szCs w:val="28"/>
-          <w:lang w:val="en-IN"/>
-        </w:rPr>
-        <w:t>Verify Home Page</w:t>
-      </w:r>
-      <w:r>
-        <w:rPr>
-          <w:sz w:val="28"/>
-          <w:szCs w:val="28"/>
-        </w:rPr>
-        <w:t xml:space="preserve"> (Visible home page)</w:t>
-      </w:r>
-    </w:p>
-    <w:p>
-      <w:pPr>
-        <w:rPr>
-          <w:sz w:val="28"/>
-          <w:szCs w:val="28"/>
-        </w:rPr>
-      </w:pPr>
-    </w:p>
-    <w:p>
-      <w:pPr>
-        <w:rPr>
-          <w:sz w:val="28"/>
-          <w:szCs w:val="28"/>
-        </w:rPr>
-      </w:pPr>
-    </w:p>
-    <w:p>
-      <w:pPr>
-        <w:rPr>
-          <w:sz w:val="28"/>
-          <w:szCs w:val="28"/>
-        </w:rPr>
-      </w:pPr>
-    </w:p>
-    <w:tbl>
-      <w:tblPr>
-        <w:tblpPr w:leftFromText="180" w:rightFromText="180" w:vertAnchor="text" w:tblpY="1"/>
-        <w:tblOverlap w:val="never"/>
-        <w:tblW w:w="0" w:type="auto"/>
-        <w:tblCellSpacing w:w="15" w:type="dxa"/>
-        <w:tblCellMar>
-          <w:top w:w="15" w:type="dxa"/>
-          <w:left w:w="15" w:type="dxa"/>
-          <w:bottom w:w="15" w:type="dxa"/>
-          <w:right w:w="15" w:type="dxa"/>
-        </w:tblCellMar>
-        <w:tblLook w:val="04A0" w:firstRow="1" w:lastRow="0" w:firstColumn="1" w:lastColumn="0" w:noHBand="0" w:noVBand="1"/>
-      </w:tblPr>
-      <w:tblGrid>
-        <w:gridCol w:w="969"/>
-        <w:gridCol w:w="66"/>
-        <w:gridCol w:w="81"/>
-      </w:tblGrid>
-      <w:tr>
-        <w:trPr>
-          <w:tblCellSpacing w:w="15" w:type="dxa"/>
-        </w:trPr>
-        <w:tc>
-          <w:tcPr>
-            <w:tcW w:w="924" w:type="dxa"/>
-            <w:vAlign w:val="center"/>
-            <w:hideMark/>
-          </w:tcPr>
-          <w:p>
-            <w:pPr>
-              <w:rPr>
-                <w:sz w:val="28"/>
-                <w:szCs w:val="28"/>
-                <w:lang w:val="en-IN"/>
-              </w:rPr>
-            </w:pPr>
-          </w:p>
-          <w:p>
-            <w:pPr>
-              <w:rPr>
-                <w:sz w:val="28"/>
-                <w:szCs w:val="28"/>
-                <w:lang w:val="en-IN"/>
-              </w:rPr>
-            </w:pPr>
-          </w:p>
-          <w:p>
-            <w:pPr>
-              <w:rPr>
-                <w:sz w:val="28"/>
-                <w:szCs w:val="28"/>
-                <w:lang w:val="en-IN"/>
-              </w:rPr>
-            </w:pPr>
-          </w:p>
-          <w:p>
-            <w:pPr>
-              <w:rPr>
-                <w:sz w:val="28"/>
-                <w:szCs w:val="28"/>
-                <w:lang w:val="en-IN"/>
-              </w:rPr>
-            </w:pPr>
-          </w:p>
-          <w:p>
-            <w:pPr>
-              <w:rPr>
-                <w:sz w:val="28"/>
-                <w:szCs w:val="28"/>
-                <w:lang w:val="en-IN"/>
-              </w:rPr>
-            </w:pPr>
-          </w:p>
-          <w:p>
-            <w:pPr>
-              <w:rPr>
-                <w:sz w:val="28"/>
-                <w:szCs w:val="28"/>
-                <w:lang w:val="en-IN"/>
-              </w:rPr>
-            </w:pPr>
-          </w:p>
-          <w:p>
-            <w:pPr>
-              <w:rPr>
-                <w:sz w:val="28"/>
-                <w:szCs w:val="28"/>
-                <w:lang w:val="en-IN"/>
-              </w:rPr>
-            </w:pPr>
-          </w:p>
-          <w:p>
-            <w:pPr>
-              <w:rPr>
-                <w:sz w:val="28"/>
-                <w:szCs w:val="28"/>
-                <w:lang w:val="en-IN"/>
-              </w:rPr>
-            </w:pPr>
-          </w:p>
-          <w:p>
-            <w:pPr>
-              <w:rPr>
-                <w:sz w:val="28"/>
-                <w:szCs w:val="28"/>
-                <w:lang w:val="en-IN"/>
-              </w:rPr>
-            </w:pPr>
-          </w:p>
-          <w:p>
-            <w:pPr>
-              <w:rPr>
-                <w:sz w:val="28"/>
-                <w:szCs w:val="28"/>
-                <w:lang w:val="en-IN"/>
-              </w:rPr>
-            </w:pPr>
-          </w:p>
-          <w:p>
-            <w:pPr>
-              <w:rPr>
-                <w:sz w:val="28"/>
-                <w:szCs w:val="28"/>
-                <w:lang w:val="en-IN"/>
-              </w:rPr>
-            </w:pPr>
-          </w:p>
-          <w:p>
-            <w:pPr>
-              <w:rPr>
-                <w:sz w:val="28"/>
-                <w:szCs w:val="28"/>
-                <w:lang w:val="en-IN"/>
-              </w:rPr>
-            </w:pPr>
-            <w:r>
-              <w:rPr>
-                <w:sz w:val="28"/>
-                <w:szCs w:val="28"/>
-                <w:lang w:val="en-IN"/>
-              </w:rPr>
-              <w:t>TC_002</w:t>
-            </w:r>
-          </w:p>
-        </w:tc>
-        <w:tc>
-          <w:tcPr>
-            <w:tcW w:w="0" w:type="auto"/>
-            <w:vAlign w:val="center"/>
-            <w:hideMark/>
-          </w:tcPr>
-          <w:p>
-            <w:pPr>
-              <w:rPr>
-                <w:sz w:val="28"/>
-                <w:szCs w:val="28"/>
-                <w:lang w:val="en-IN"/>
-              </w:rPr>
-            </w:pPr>
-          </w:p>
-        </w:tc>
-        <w:tc>
-          <w:tcPr>
-            <w:tcW w:w="0" w:type="auto"/>
-            <w:vAlign w:val="center"/>
-            <w:hideMark/>
-          </w:tcPr>
-          <w:p>
-            <w:pPr>
-              <w:rPr>
-                <w:sz w:val="28"/>
-                <w:szCs w:val="28"/>
-                <w:lang w:val="en-IN"/>
-              </w:rPr>
-            </w:pPr>
-          </w:p>
-        </w:tc>
-      </w:tr>
-    </w:tbl>
-    <w:p>
-      <w:pPr>
-        <w:rPr>
-          <w:sz w:val="28"/>
-          <w:szCs w:val="28"/>
-        </w:rPr>
-      </w:pPr>
-    </w:p>
-    <w:p>
-      <w:pPr>
-        <w:rPr>
-          <w:sz w:val="28"/>
-          <w:szCs w:val="28"/>
-        </w:rPr>
-      </w:pPr>
-      <w:r>
-        <w:rPr>
-          <w:sz w:val="28"/>
-          <w:szCs w:val="28"/>
-          <w:lang w:val="en-IN"/>
-        </w:rPr>
-        <w:t>Verify Valid Product Search</w:t>
-      </w:r>
-      <w:r>
-        <w:rPr>
-          <w:sz w:val="28"/>
-          <w:szCs w:val="28"/>
-        </w:rPr>
-        <w:br w:type="textWrapping" w:clear="all"/>
-      </w:r>
-    </w:p>
-    <w:p>
-      <w:pPr>
-        <w:rPr>
-          <w:sz w:val="28"/>
-          <w:szCs w:val="28"/>
-        </w:rPr>
-      </w:pPr>
-    </w:p>
-    <w:p>
-      <w:pPr>
-        <w:rPr>
-          <w:sz w:val="28"/>
-          <w:szCs w:val="28"/>
-        </w:rPr>
-      </w:pPr>
-    </w:p>
-    <w:p>
-      <w:pPr>
-        <w:rPr>
-          <w:sz w:val="28"/>
-          <w:szCs w:val="28"/>
-        </w:rPr>
-      </w:pPr>
-    </w:p>
-    <w:p>
-      <w:pPr>
-        <w:rPr>
-          <w:sz w:val="28"/>
-          <w:szCs w:val="28"/>
-        </w:rPr>
-      </w:pPr>
-    </w:p>
-    <w:p>
-      <w:pPr>
-        <w:rPr>
-          <w:sz w:val="28"/>
-          <w:szCs w:val="28"/>
-        </w:rPr>
-      </w:pPr>
-    </w:p>
-    <w:p>
-      <w:pPr>
-        <w:rPr>
-          <w:sz w:val="28"/>
-          <w:szCs w:val="28"/>
-        </w:rPr>
-      </w:pPr>
-    </w:p>
-    <w:p>
-      <w:pPr>
-        <w:rPr>
-          <w:sz w:val="28"/>
-          <w:szCs w:val="28"/>
-        </w:rPr>
-      </w:pPr>
-    </w:p>
-    <w:p>
-      <w:pPr>
-        <w:rPr>
-          <w:sz w:val="28"/>
-          <w:szCs w:val="28"/>
-        </w:rPr>
-      </w:pPr>
-    </w:p>
-    <w:p>
-      <w:pPr>
-        <w:rPr>
-          <w:sz w:val="28"/>
-          <w:szCs w:val="28"/>
-        </w:rPr>
-      </w:pPr>
-    </w:p>
-    <w:p>
-      <w:pPr>
-        <w:rPr>
-          <w:sz w:val="28"/>
-          <w:szCs w:val="28"/>
-        </w:rPr>
-      </w:pPr>
-    </w:p>
-    <w:p>
-      <w:pPr>
-        <w:rPr>
-          <w:sz w:val="28"/>
-          <w:szCs w:val="28"/>
-        </w:rPr>
-      </w:pPr>
-    </w:p>
-    <w:tbl>
-      <w:tblPr>
-        <w:tblW w:w="0" w:type="auto"/>
-        <w:tblCellSpacing w:w="15" w:type="dxa"/>
-        <w:tblCellMar>
-          <w:top w:w="15" w:type="dxa"/>
-          <w:left w:w="15" w:type="dxa"/>
-          <w:bottom w:w="15" w:type="dxa"/>
-          <w:right w:w="15" w:type="dxa"/>
-        </w:tblCellMar>
-        <w:tblLook w:val="04A0" w:firstRow="1" w:lastRow="0" w:firstColumn="1" w:lastColumn="0" w:noHBand="0" w:noVBand="1"/>
-      </w:tblPr>
-      <w:tblGrid>
-        <w:gridCol w:w="968"/>
-        <w:gridCol w:w="3577"/>
-      </w:tblGrid>
-      <w:tr>
-        <w:trPr>
-          <w:tblCellSpacing w:w="15" w:type="dxa"/>
-        </w:trPr>
-        <w:tc>
-          <w:tcPr>
-            <w:tcW w:w="0" w:type="auto"/>
-            <w:vAlign w:val="center"/>
-            <w:hideMark/>
-          </w:tcPr>
-          <w:p>
-            <w:pPr>
-              <w:rPr>
-                <w:sz w:val="28"/>
-                <w:szCs w:val="28"/>
-                <w:lang w:val="en-IN"/>
-              </w:rPr>
-            </w:pPr>
-            <w:r>
-              <w:rPr>
-                <w:sz w:val="28"/>
-                <w:szCs w:val="28"/>
-                <w:lang w:val="en-IN"/>
-              </w:rPr>
-              <w:t>TC_00</w:t>
-            </w:r>
-            <w:r>
-              <w:rPr>
-                <w:sz w:val="28"/>
-                <w:szCs w:val="28"/>
-                <w:lang w:val="en-IN"/>
-              </w:rPr>
-              <w:t>3</w:t>
-            </w:r>
-          </w:p>
-        </w:tc>
-        <w:tc>
-          <w:tcPr>
-            <w:tcW w:w="0" w:type="auto"/>
-            <w:vAlign w:val="center"/>
-            <w:hideMark/>
-          </w:tcPr>
-          <w:p>
-            <w:pPr>
-              <w:rPr>
-                <w:sz w:val="28"/>
-                <w:szCs w:val="28"/>
-                <w:lang w:val="en-IN"/>
-              </w:rPr>
-            </w:pPr>
-            <w:r>
-              <w:rPr>
-                <w:sz w:val="28"/>
-                <w:szCs w:val="28"/>
-                <w:lang w:val="en-IN"/>
-              </w:rPr>
-              <w:t>Verify Invalid Product Search</w:t>
-            </w:r>
-          </w:p>
-        </w:tc>
-      </w:tr>
-    </w:tbl>
-    <w:p>
-      <w:pPr>
-        <w:rPr>
-          <w:sz w:val="28"/>
-          <w:szCs w:val="28"/>
-        </w:rPr>
-      </w:pPr>
-    </w:p>
-    <w:p>
-      <w:pPr>
-        <w:rPr>
-          <w:sz w:val="28"/>
-          <w:szCs w:val="28"/>
-        </w:rPr>
-      </w:pPr>
-    </w:p>
-    <w:p>
-      <w:pPr>
-        <w:rPr>
-          <w:sz w:val="28"/>
-          <w:szCs w:val="28"/>
-        </w:rPr>
-      </w:pPr>
-    </w:p>
-    <w:p>
-      <w:pPr>
-        <w:rPr>
-          <w:sz w:val="28"/>
-          <w:szCs w:val="28"/>
-        </w:rPr>
-      </w:pPr>
-    </w:p>
-    <w:p>
-      <w:pPr>
-        <w:rPr>
-          <w:sz w:val="28"/>
-          <w:szCs w:val="28"/>
-        </w:rPr>
-      </w:pPr>
-    </w:p>
-    <w:p>
-      <w:pPr>
-        <w:rPr>
-          <w:sz w:val="28"/>
-          <w:szCs w:val="28"/>
-        </w:rPr>
-      </w:pPr>
-    </w:p>
-    <w:p>
-      <w:pPr>
-        <w:rPr>
-          <w:sz w:val="28"/>
-          <w:szCs w:val="28"/>
-        </w:rPr>
-      </w:pPr>
-    </w:p>
-    <w:p>
-      <w:pPr>
-        <w:rPr>
-          <w:sz w:val="28"/>
-          <w:szCs w:val="28"/>
-        </w:rPr>
-      </w:pPr>
-    </w:p>
-    <w:p>
-      <w:pPr>
-        <w:rPr>
-          <w:sz w:val="28"/>
-          <w:szCs w:val="28"/>
-        </w:rPr>
-      </w:pPr>
-    </w:p>
-    <w:p>
-      <w:pPr>
-        <w:rPr>
-          <w:sz w:val="28"/>
-          <w:szCs w:val="28"/>
-        </w:rPr>
-      </w:pPr>
-    </w:p>
-    <w:p>
-      <w:pPr>
-        <w:rPr>
-          <w:sz w:val="28"/>
-          <w:szCs w:val="28"/>
-        </w:rPr>
-      </w:pPr>
-    </w:p>
-    <w:p>
-      <w:pPr>
-        <w:rPr>
-          <w:sz w:val="28"/>
-          <w:szCs w:val="28"/>
-        </w:rPr>
-      </w:pPr>
-    </w:p>
-    <w:p>
-      <w:pPr>
-        <w:rPr>
-          <w:sz w:val="28"/>
-          <w:szCs w:val="28"/>
-        </w:rPr>
-      </w:pPr>
-    </w:p>
-    <w:tbl>
-      <w:tblPr>
-        <w:tblW w:w="0" w:type="auto"/>
-        <w:tblCellSpacing w:w="15" w:type="dxa"/>
-        <w:tblCellMar>
-          <w:top w:w="15" w:type="dxa"/>
-          <w:left w:w="15" w:type="dxa"/>
-          <w:bottom w:w="15" w:type="dxa"/>
-          <w:right w:w="15" w:type="dxa"/>
-        </w:tblCellMar>
-        <w:tblLook w:val="04A0" w:firstRow="1" w:lastRow="0" w:firstColumn="1" w:lastColumn="0" w:noHBand="0" w:noVBand="1"/>
-      </w:tblPr>
-      <w:tblGrid>
-        <w:gridCol w:w="968"/>
-        <w:gridCol w:w="2515"/>
-      </w:tblGrid>
-      <w:tr>
-        <w:trPr>
-          <w:tblCellSpacing w:w="15" w:type="dxa"/>
-        </w:trPr>
-        <w:tc>
-          <w:tcPr>
-            <w:tcW w:w="0" w:type="auto"/>
-            <w:vAlign w:val="center"/>
-            <w:hideMark/>
-          </w:tcPr>
-          <w:p>
-            <w:pPr>
-              <w:rPr>
-                <w:sz w:val="28"/>
-                <w:szCs w:val="28"/>
-                <w:lang w:val="en-IN"/>
-              </w:rPr>
-            </w:pPr>
-            <w:r>
-              <w:rPr>
-                <w:sz w:val="28"/>
-                <w:szCs w:val="28"/>
-                <w:lang w:val="en-IN"/>
-              </w:rPr>
-              <w:t>TC_00</w:t>
-            </w:r>
-            <w:r>
-              <w:rPr>
-                <w:sz w:val="28"/>
-                <w:szCs w:val="28"/>
-                <w:lang w:val="en-IN"/>
-              </w:rPr>
-              <w:t>4</w:t>
-            </w:r>
-          </w:p>
-        </w:tc>
-        <w:tc>
-          <w:tcPr>
-            <w:tcW w:w="0" w:type="auto"/>
-            <w:vAlign w:val="center"/>
-            <w:hideMark/>
-          </w:tcPr>
-          <w:p>
-            <w:pPr>
-              <w:rPr>
-                <w:sz w:val="28"/>
-                <w:szCs w:val="28"/>
-                <w:lang w:val="en-IN"/>
-              </w:rPr>
-            </w:pPr>
-            <w:r>
-              <w:rPr>
-                <w:sz w:val="28"/>
-                <w:szCs w:val="28"/>
-                <w:lang w:val="en-IN"/>
-              </w:rPr>
-              <w:t xml:space="preserve">Verify </w:t>
-            </w:r>
-            <w:r>
-              <w:rPr>
-                <w:sz w:val="28"/>
-                <w:szCs w:val="28"/>
-                <w:lang w:val="en-IN"/>
-              </w:rPr>
-              <w:t>Empty</w:t>
-            </w:r>
-            <w:r>
-              <w:rPr>
-                <w:sz w:val="28"/>
-                <w:szCs w:val="28"/>
-                <w:lang w:val="en-IN"/>
-              </w:rPr>
-              <w:t xml:space="preserve"> Search</w:t>
-            </w:r>
-          </w:p>
-        </w:tc>
-      </w:tr>
-    </w:tbl>
-    <w:p>
-      <w:pPr>
-        <w:rPr>
-          <w:sz w:val="28"/>
-          <w:szCs w:val="28"/>
-        </w:rPr>
-      </w:pPr>
-    </w:p>
-    <w:p>
-      <w:pPr>
-        <w:rPr>
-          <w:sz w:val="28"/>
-          <w:szCs w:val="28"/>
-        </w:rPr>
-      </w:pPr>
-    </w:p>
-    <w:p>
-      <w:pPr>
-        <w:pStyle w:val="Heading1"/>
-        <w:rPr>
-          <w:color w:val="auto"/>
-          <w:sz w:val="32"/>
-          <w:szCs w:val="32"/>
-          <w:u w:val="single"/>
-        </w:rPr>
-      </w:pPr>
-      <w:r>
-        <w:rPr>
-          <w:color w:val="auto"/>
-          <w:sz w:val="32"/>
-          <w:szCs w:val="32"/>
-          <w:u w:val="single"/>
-        </w:rPr>
-        <w:t>How to Solve Issues</w:t>
-      </w:r>
-    </w:p>
-    <w:p>
-      <w:r>
-        <w:t xml:space="preserve">Check locators specific for </w:t>
-      </w:r>
-      <w:proofErr w:type="gramStart"/>
-      <w:r>
-        <w:t>element(</w:t>
-      </w:r>
-      <w:proofErr w:type="spellStart"/>
-      <w:r>
-        <w:t>search,home</w:t>
-      </w:r>
-      <w:proofErr w:type="spellEnd"/>
-      <w:proofErr w:type="gramEnd"/>
-      <w:r>
-        <w:t xml:space="preserve"> </w:t>
-      </w:r>
-      <w:proofErr w:type="spellStart"/>
-      <w:proofErr w:type="gramStart"/>
-      <w:r>
-        <w:t>logo,shirt</w:t>
-      </w:r>
-      <w:proofErr w:type="spellEnd"/>
-      <w:proofErr w:type="gramEnd"/>
-      <w:r>
-        <w:t>)</w:t>
-      </w:r>
-    </w:p>
-    <w:p>
-      <w:r>
-        <w:t xml:space="preserve">Wait for </w:t>
-      </w:r>
-      <w:proofErr w:type="spellStart"/>
-      <w:proofErr w:type="gramStart"/>
-      <w:r>
-        <w:t>url,load</w:t>
-      </w:r>
-      <w:proofErr w:type="spellEnd"/>
-      <w:proofErr w:type="gramEnd"/>
-      <w:r>
-        <w:t xml:space="preserve"> content</w:t>
-      </w:r>
-    </w:p>
-    <w:p>
-      <w:r>
-        <w:t xml:space="preserve">Auto </w:t>
-      </w:r>
-      <w:proofErr w:type="gramStart"/>
-      <w:r>
-        <w:t>retries</w:t>
-      </w:r>
-      <w:proofErr w:type="gramEnd"/>
-      <w:r>
-        <w:t xml:space="preserve"> and use auto wait</w:t>
-      </w:r>
-    </w:p>
-    <w:p>
-      <w:pPr>
-        <w:rPr>
-          <w:sz w:val="24"/>
-          <w:szCs w:val="24"/>
-        </w:rPr>
-      </w:pPr>
-      <w:r>
-        <w:rPr>
-          <w:sz w:val="24"/>
-          <w:szCs w:val="24"/>
-        </w:rPr>
-        <w:t xml:space="preserve">fixture setup, </w:t>
-      </w:r>
-    </w:p>
-    <w:p>
-      <w:pPr>
-        <w:rPr>
-          <w:sz w:val="24"/>
-          <w:szCs w:val="24"/>
-        </w:rPr>
-      </w:pPr>
-      <w:r>
-        <w:rPr>
-          <w:sz w:val="24"/>
-          <w:szCs w:val="24"/>
-        </w:rPr>
-        <w:t xml:space="preserve">test data, and </w:t>
-      </w:r>
-    </w:p>
-    <w:p>
-      <w:pPr>
-        <w:rPr>
-          <w:sz w:val="24"/>
-          <w:szCs w:val="24"/>
-        </w:rPr>
-      </w:pPr>
-      <w:r>
-        <w:rPr>
-          <w:sz w:val="24"/>
-          <w:szCs w:val="24"/>
-        </w:rPr>
-        <w:t>network conditions.</w:t>
-      </w:r>
-    </w:p>
-    <w:p/>
-    <w:p>
-      <w:pPr>
-        <w:pStyle w:val="Heading1"/>
-        <w:rPr>
-          <w:color w:val="auto"/>
-          <w:sz w:val="32"/>
-          <w:szCs w:val="32"/>
-          <w:u w:val="single"/>
-        </w:rPr>
-      </w:pPr>
     </w:p>
     <w:p>
       <w:pPr>
@@ -6045,7 +4636,6 @@
   <w:style w:type="character" w:default="1" w:styleId="DefaultParagraphFont">
     <w:name w:val="Default Paragraph Font"/>
     <w:uiPriority w:val="1"/>
-    <w:semiHidden/>
     <w:unhideWhenUsed/>
   </w:style>
   <w:style w:type="table" w:default="1" w:styleId="TableNormal">

--- a/UIAutomationFinalAssessment/UI_Automation_Report.docx
+++ b/UIAutomationFinalAssessment/UI_Automation_Report.docx
@@ -193,8 +193,6 @@
         </w:rPr>
         <w:br/>
       </w:r>
-      <w:proofErr w:type="spellStart"/>
-      <w:proofErr w:type="gramStart"/>
       <w:r>
         <w:rPr>
           <w:b/>
@@ -207,11 +205,13 @@
       </w:r>
       <w:r>
         <w:rPr>
+          <w:b/>
+          <w:bCs/>
           <w:sz w:val="28"/>
           <w:szCs w:val="28"/>
           <w:lang w:val="en-IN"/>
         </w:rPr>
-        <w:t>R</w:t>
+        <w:t xml:space="preserve"> </w:t>
       </w:r>
       <w:r>
         <w:rPr>
@@ -219,18 +219,8 @@
           <w:szCs w:val="28"/>
           <w:lang w:val="en-IN"/>
         </w:rPr>
-        <w:t>e</w:t>
+        <w:t>Retail Mart</w:t>
       </w:r>
-      <w:r>
-        <w:rPr>
-          <w:sz w:val="28"/>
-          <w:szCs w:val="28"/>
-          <w:lang w:val="en-IN"/>
-        </w:rPr>
-        <w:t>tailmart</w:t>
-      </w:r>
-      <w:proofErr w:type="spellEnd"/>
-      <w:proofErr w:type="gramEnd"/>
       <w:r>
         <w:rPr>
           <w:sz w:val="28"/>
@@ -267,16 +257,7 @@
           <w:szCs w:val="48"/>
           <w:u w:val="single"/>
         </w:rPr>
-        <w:t xml:space="preserve">Question NO </w:t>
-      </w:r>
-      <w:r>
-        <w:rPr>
-          <w:color w:val="auto"/>
-          <w:sz w:val="48"/>
-          <w:szCs w:val="48"/>
-          <w:u w:val="single"/>
-        </w:rPr>
-        <w:t>1</w:t>
+        <w:t>Section B UI Automation</w:t>
       </w:r>
       <w:r>
         <w:rPr>
@@ -372,7 +353,6 @@
           <w:u w:val="single"/>
         </w:rPr>
       </w:pPr>
-      <w:proofErr w:type="spellStart"/>
       <w:r>
         <w:rPr>
           <w:color w:val="auto"/>
@@ -380,17 +360,7 @@
           <w:szCs w:val="32"/>
           <w:u w:val="single"/>
         </w:rPr>
-        <w:t>Github</w:t>
-      </w:r>
-      <w:proofErr w:type="spellEnd"/>
-      <w:r>
-        <w:rPr>
-          <w:color w:val="auto"/>
-          <w:sz w:val="32"/>
-          <w:szCs w:val="32"/>
-          <w:u w:val="single"/>
-        </w:rPr>
-        <w:t xml:space="preserve"> Link </w:t>
+        <w:t xml:space="preserve">Github Link </w:t>
       </w:r>
     </w:p>
     <w:p>
@@ -439,23 +409,13 @@
         <w:t xml:space="preserve">  </w:t>
       </w:r>
       <w:hyperlink r:id="rId8" w:history="1">
-        <w:proofErr w:type="spellStart"/>
         <w:r>
           <w:rPr>
             <w:rStyle w:val="Hyperlink"/>
             <w:sz w:val="28"/>
             <w:szCs w:val="28"/>
           </w:rPr>
-          <w:t>RajaVUst</w:t>
-        </w:r>
-        <w:proofErr w:type="spellEnd"/>
-        <w:r>
-          <w:rPr>
-            <w:rStyle w:val="Hyperlink"/>
-            <w:sz w:val="28"/>
-            <w:szCs w:val="28"/>
-          </w:rPr>
-          <w:t>/SDET-2 at capstone/307424-shahbaz-ahmad</w:t>
+          <w:t>RajaVUst/SDET-2 at capstone/307424-shahbaz-ahmad</w:t>
         </w:r>
       </w:hyperlink>
     </w:p>
@@ -540,47 +500,13 @@
           <w:szCs w:val="28"/>
         </w:rPr>
       </w:pPr>
-      <w:proofErr w:type="spellStart"/>
       <w:r>
         <w:rPr>
           <w:sz w:val="28"/>
           <w:szCs w:val="28"/>
         </w:rPr>
-        <w:t>npm</w:t>
+        <w:t>npm init playwright@latest</w:t>
       </w:r>
-      <w:proofErr w:type="spellEnd"/>
-      <w:r>
-        <w:rPr>
-          <w:sz w:val="28"/>
-          <w:szCs w:val="28"/>
-        </w:rPr>
-        <w:t xml:space="preserve"> </w:t>
-      </w:r>
-      <w:proofErr w:type="spellStart"/>
-      <w:r>
-        <w:rPr>
-          <w:sz w:val="28"/>
-          <w:szCs w:val="28"/>
-        </w:rPr>
-        <w:t>init</w:t>
-      </w:r>
-      <w:proofErr w:type="spellEnd"/>
-      <w:r>
-        <w:rPr>
-          <w:sz w:val="28"/>
-          <w:szCs w:val="28"/>
-        </w:rPr>
-        <w:t xml:space="preserve"> </w:t>
-      </w:r>
-      <w:proofErr w:type="spellStart"/>
-      <w:r>
-        <w:rPr>
-          <w:sz w:val="28"/>
-          <w:szCs w:val="28"/>
-        </w:rPr>
-        <w:t>playwright@latest</w:t>
-      </w:r>
-      <w:proofErr w:type="spellEnd"/>
     </w:p>
     <w:p>
       <w:pPr>
@@ -594,31 +520,13 @@
           <w:szCs w:val="28"/>
         </w:rPr>
       </w:pPr>
-      <w:proofErr w:type="spellStart"/>
       <w:r>
         <w:rPr>
           <w:sz w:val="28"/>
           <w:szCs w:val="28"/>
         </w:rPr>
-        <w:t>npm</w:t>
+        <w:t>npm install dotenv</w:t>
       </w:r>
-      <w:proofErr w:type="spellEnd"/>
-      <w:r>
-        <w:rPr>
-          <w:sz w:val="28"/>
-          <w:szCs w:val="28"/>
-        </w:rPr>
-        <w:t xml:space="preserve"> install </w:t>
-      </w:r>
-      <w:proofErr w:type="spellStart"/>
-      <w:r>
-        <w:rPr>
-          <w:sz w:val="28"/>
-          <w:szCs w:val="28"/>
-        </w:rPr>
-        <w:t>dotenv</w:t>
-      </w:r>
-      <w:proofErr w:type="spellEnd"/>
     </w:p>
     <w:p>
       <w:pPr>
@@ -632,31 +540,13 @@
           <w:szCs w:val="28"/>
         </w:rPr>
       </w:pPr>
-      <w:proofErr w:type="spellStart"/>
       <w:r>
         <w:rPr>
           <w:sz w:val="28"/>
           <w:szCs w:val="28"/>
         </w:rPr>
-        <w:t>npm</w:t>
+        <w:t>npm install winston</w:t>
       </w:r>
-      <w:proofErr w:type="spellEnd"/>
-      <w:r>
-        <w:rPr>
-          <w:sz w:val="28"/>
-          <w:szCs w:val="28"/>
-        </w:rPr>
-        <w:t xml:space="preserve"> install </w:t>
-      </w:r>
-      <w:proofErr w:type="spellStart"/>
-      <w:r>
-        <w:rPr>
-          <w:sz w:val="28"/>
-          <w:szCs w:val="28"/>
-        </w:rPr>
-        <w:t>winston</w:t>
-      </w:r>
-      <w:proofErr w:type="spellEnd"/>
     </w:p>
     <w:p>
       <w:pPr>
@@ -670,31 +560,13 @@
           <w:szCs w:val="28"/>
         </w:rPr>
       </w:pPr>
-      <w:proofErr w:type="spellStart"/>
       <w:r>
         <w:rPr>
           <w:sz w:val="28"/>
           <w:szCs w:val="28"/>
         </w:rPr>
-        <w:t>npx</w:t>
+        <w:t>npx playwright install</w:t>
       </w:r>
-      <w:proofErr w:type="spellEnd"/>
-      <w:r>
-        <w:rPr>
-          <w:sz w:val="28"/>
-          <w:szCs w:val="28"/>
-        </w:rPr>
-        <w:t xml:space="preserve"> playwright </w:t>
-      </w:r>
-      <w:proofErr w:type="gramStart"/>
-      <w:r>
-        <w:rPr>
-          <w:sz w:val="28"/>
-          <w:szCs w:val="28"/>
-        </w:rPr>
-        <w:t>install</w:t>
-      </w:r>
-      <w:proofErr w:type="gramEnd"/>
     </w:p>
     <w:p>
       <w:pPr>
@@ -756,33 +628,8 @@
           <w:szCs w:val="28"/>
         </w:rPr>
         <w:br/>
-        <w:t xml:space="preserve">2. Load fixtures </w:t>
+        <w:t>2. Load fixtures ( page,</w:t>
       </w:r>
-      <w:proofErr w:type="gramStart"/>
-      <w:r>
-        <w:rPr>
-          <w:sz w:val="28"/>
-          <w:szCs w:val="28"/>
-        </w:rPr>
-        <w:t xml:space="preserve">( </w:t>
-      </w:r>
-      <w:proofErr w:type="spellStart"/>
-      <w:r>
-        <w:rPr>
-          <w:sz w:val="28"/>
-          <w:szCs w:val="28"/>
-        </w:rPr>
-        <w:t>page</w:t>
-      </w:r>
-      <w:proofErr w:type="gramEnd"/>
-      <w:r>
-        <w:rPr>
-          <w:sz w:val="28"/>
-          <w:szCs w:val="28"/>
-        </w:rPr>
-        <w:t>,</w:t>
-      </w:r>
-      <w:proofErr w:type="gramStart"/>
       <w:r>
         <w:rPr>
           <w:sz w:val="28"/>
@@ -797,8 +644,6 @@
         </w:rPr>
         <w:t>,expect</w:t>
       </w:r>
-      <w:proofErr w:type="spellEnd"/>
-      <w:proofErr w:type="gramEnd"/>
       <w:r>
         <w:rPr>
           <w:sz w:val="28"/>
@@ -812,25 +657,7 @@
           <w:szCs w:val="28"/>
         </w:rPr>
         <w:br/>
-        <w:t xml:space="preserve">3. Navigate using </w:t>
-      </w:r>
-      <w:proofErr w:type="spellStart"/>
-      <w:proofErr w:type="gramStart"/>
-      <w:r>
-        <w:rPr>
-          <w:sz w:val="28"/>
-          <w:szCs w:val="28"/>
-        </w:rPr>
-        <w:t>page.goto</w:t>
-      </w:r>
-      <w:proofErr w:type="spellEnd"/>
-      <w:proofErr w:type="gramEnd"/>
-      <w:r>
-        <w:rPr>
-          <w:sz w:val="28"/>
-          <w:szCs w:val="28"/>
-        </w:rPr>
-        <w:t>(</w:t>
+        <w:t>3. Navigate using page.goto(</w:t>
       </w:r>
       <w:r>
         <w:t>https://chess-agent-83252463.figma.site/</w:t>
@@ -890,6 +717,9 @@
     </w:p>
     <w:p>
       <w:r>
+        <w:rPr>
+          <w:noProof/>
+        </w:rPr>
         <w:drawing>
           <wp:inline distT="0" distB="0" distL="0" distR="0" wp14:anchorId="3DBA92E4" wp14:editId="39A20C58">
             <wp:extent cx="3810532" cy="6220693"/>
@@ -929,6 +759,9 @@
     </w:p>
     <w:p>
       <w:r>
+        <w:rPr>
+          <w:noProof/>
+        </w:rPr>
         <w:lastRenderedPageBreak/>
         <w:drawing>
           <wp:inline distT="0" distB="0" distL="0" distR="0" wp14:anchorId="5370AA6F" wp14:editId="2447382C">
@@ -1006,55 +839,7 @@
           <w:sz w:val="28"/>
           <w:szCs w:val="28"/>
         </w:rPr>
-        <w:t xml:space="preserve"> I </w:t>
-      </w:r>
-      <w:proofErr w:type="gramStart"/>
-      <w:r>
-        <w:rPr>
-          <w:sz w:val="28"/>
-          <w:szCs w:val="28"/>
-        </w:rPr>
-        <w:t>create</w:t>
-      </w:r>
-      <w:proofErr w:type="gramEnd"/>
-      <w:r>
-        <w:rPr>
-          <w:sz w:val="28"/>
-          <w:szCs w:val="28"/>
-        </w:rPr>
-        <w:t xml:space="preserve"> </w:t>
-      </w:r>
-      <w:proofErr w:type="spellStart"/>
-      <w:r>
-        <w:rPr>
-          <w:sz w:val="28"/>
-          <w:szCs w:val="28"/>
-        </w:rPr>
-        <w:t>HomePage</w:t>
-      </w:r>
-      <w:proofErr w:type="spellEnd"/>
-      <w:r>
-        <w:rPr>
-          <w:sz w:val="28"/>
-          <w:szCs w:val="28"/>
-        </w:rPr>
-        <w:t xml:space="preserve"> for visible home page and </w:t>
-      </w:r>
-      <w:proofErr w:type="gramStart"/>
-      <w:r>
-        <w:rPr>
-          <w:sz w:val="28"/>
-          <w:szCs w:val="28"/>
-        </w:rPr>
-        <w:t>search</w:t>
-      </w:r>
-      <w:proofErr w:type="gramEnd"/>
-      <w:r>
-        <w:rPr>
-          <w:sz w:val="28"/>
-          <w:szCs w:val="28"/>
-        </w:rPr>
-        <w:t xml:space="preserve"> negative and positive actions.</w:t>
+        <w:t xml:space="preserve"> I create HomePage for visible home page and search negative and positive actions.</w:t>
       </w:r>
     </w:p>
     <w:p>
@@ -1152,7 +937,6 @@
         </w:rPr>
         <w:t xml:space="preserve">home </w:t>
       </w:r>
-      <w:proofErr w:type="gramStart"/>
       <w:r>
         <w:rPr>
           <w:sz w:val="28"/>
@@ -1160,29 +944,12 @@
         </w:rPr>
         <w:t>page,  session</w:t>
       </w:r>
-      <w:proofErr w:type="gramEnd"/>
       <w:r>
         <w:rPr>
           <w:sz w:val="28"/>
           <w:szCs w:val="28"/>
         </w:rPr>
-        <w:t xml:space="preserve">. So that can access home page </w:t>
-      </w:r>
-      <w:proofErr w:type="gramStart"/>
-      <w:r>
-        <w:rPr>
-          <w:sz w:val="28"/>
-          <w:szCs w:val="28"/>
-        </w:rPr>
-        <w:t>method</w:t>
-      </w:r>
-      <w:proofErr w:type="gramEnd"/>
-      <w:r>
-        <w:rPr>
-          <w:sz w:val="28"/>
-          <w:szCs w:val="28"/>
-        </w:rPr>
-        <w:t xml:space="preserve"> and we can use POM Homepage in test easily assert all the things by using home </w:t>
+        <w:t xml:space="preserve">. So that can access home page method and we can use POM Homepage in test easily assert all the things by using home </w:t>
       </w:r>
     </w:p>
     <w:p>
@@ -1677,21 +1444,12 @@
           <w:szCs w:val="28"/>
         </w:rPr>
       </w:pPr>
-      <w:proofErr w:type="spellStart"/>
       <w:r>
         <w:rPr>
           <w:sz w:val="28"/>
           <w:szCs w:val="28"/>
         </w:rPr>
-        <w:t>npx</w:t>
-      </w:r>
-      <w:proofErr w:type="spellEnd"/>
-      <w:r>
-        <w:rPr>
-          <w:sz w:val="28"/>
-          <w:szCs w:val="28"/>
-        </w:rPr>
-        <w:t xml:space="preserve"> playwright test</w:t>
+        <w:t>npx playwright test</w:t>
       </w:r>
       <w:r>
         <w:rPr>
@@ -1713,21 +1471,12 @@
           <w:szCs w:val="28"/>
         </w:rPr>
       </w:pPr>
-      <w:proofErr w:type="spellStart"/>
       <w:r>
         <w:rPr>
           <w:sz w:val="28"/>
           <w:szCs w:val="28"/>
         </w:rPr>
-        <w:t>npx</w:t>
-      </w:r>
-      <w:proofErr w:type="spellEnd"/>
-      <w:r>
-        <w:rPr>
-          <w:sz w:val="28"/>
-          <w:szCs w:val="28"/>
-        </w:rPr>
-        <w:t xml:space="preserve"> playwright show-report</w:t>
+        <w:t>npx playwright show-report</w:t>
       </w:r>
     </w:p>
     <w:p>
@@ -1742,21 +1491,12 @@
           <w:szCs w:val="28"/>
         </w:rPr>
       </w:pPr>
-      <w:proofErr w:type="spellStart"/>
       <w:r>
         <w:rPr>
           <w:sz w:val="28"/>
           <w:szCs w:val="28"/>
         </w:rPr>
-        <w:t>npx</w:t>
-      </w:r>
-      <w:proofErr w:type="spellEnd"/>
-      <w:r>
-        <w:rPr>
-          <w:sz w:val="28"/>
-          <w:szCs w:val="28"/>
-        </w:rPr>
-        <w:t xml:space="preserve"> playwright test</w:t>
+        <w:t>npx playwright test</w:t>
       </w:r>
     </w:p>
     <w:p>
@@ -1817,25 +1557,8 @@
           <w:sz w:val="28"/>
           <w:szCs w:val="28"/>
         </w:rPr>
-        <w:t xml:space="preserve">In </w:t>
+        <w:t xml:space="preserve">In cmd run the command and it run all </w:t>
       </w:r>
-      <w:proofErr w:type="spellStart"/>
-      <w:r>
-        <w:rPr>
-          <w:sz w:val="28"/>
-          <w:szCs w:val="28"/>
-        </w:rPr>
-        <w:t>cmd</w:t>
-      </w:r>
-      <w:proofErr w:type="spellEnd"/>
-      <w:r>
-        <w:rPr>
-          <w:sz w:val="28"/>
-          <w:szCs w:val="28"/>
-        </w:rPr>
-        <w:t xml:space="preserve"> run the command and it run all </w:t>
-      </w:r>
-      <w:proofErr w:type="gramStart"/>
       <w:r>
         <w:rPr>
           <w:sz w:val="28"/>
@@ -1848,15 +1571,7 @@
           <w:sz w:val="28"/>
           <w:szCs w:val="28"/>
         </w:rPr>
-        <w:t xml:space="preserve"> test</w:t>
-      </w:r>
-      <w:proofErr w:type="gramEnd"/>
-      <w:r>
-        <w:rPr>
-          <w:sz w:val="28"/>
-          <w:szCs w:val="28"/>
-        </w:rPr>
-        <w:t xml:space="preserve"> pass</w:t>
+        <w:t xml:space="preserve"> test pass</w:t>
       </w:r>
     </w:p>
     <w:p>
@@ -1924,10 +1639,10 @@
         </w:rPr>
         <w:lastRenderedPageBreak/>
         <w:drawing>
-          <wp:inline distT="0" distB="0" distL="0" distR="0" wp14:anchorId="396FF31C" wp14:editId="5B684B37">
-            <wp:extent cx="5486400" cy="2719070"/>
-            <wp:effectExtent l="0" t="0" r="0" b="5080"/>
-            <wp:docPr id="2124776693" name="Picture 1"/>
+          <wp:inline distT="0" distB="0" distL="0" distR="0" wp14:anchorId="0E549293" wp14:editId="5929147E">
+            <wp:extent cx="5486400" cy="3514725"/>
+            <wp:effectExtent l="0" t="0" r="0" b="9525"/>
+            <wp:docPr id="1676849568" name="Picture 1"/>
             <wp:cNvGraphicFramePr>
               <a:graphicFrameLocks xmlns:a="http://schemas.openxmlformats.org/drawingml/2006/main" noChangeAspect="1"/>
             </wp:cNvGraphicFramePr>
@@ -1935,7 +1650,7 @@
               <a:graphicData uri="http://schemas.openxmlformats.org/drawingml/2006/picture">
                 <pic:pic xmlns:pic="http://schemas.openxmlformats.org/drawingml/2006/picture">
                   <pic:nvPicPr>
-                    <pic:cNvPr id="2124776693" name=""/>
+                    <pic:cNvPr id="1676849568" name=""/>
                     <pic:cNvPicPr/>
                   </pic:nvPicPr>
                   <pic:blipFill>
@@ -1947,7 +1662,7 @@
                   <pic:spPr>
                     <a:xfrm>
                       <a:off x="0" y="0"/>
-                      <a:ext cx="5486400" cy="2719070"/>
+                      <a:ext cx="5486400" cy="3514725"/>
                     </a:xfrm>
                     <a:prstGeom prst="rect">
                       <a:avLst/>
@@ -1999,55 +1714,7 @@
           <w:sz w:val="24"/>
           <w:szCs w:val="24"/>
         </w:rPr>
-        <w:t xml:space="preserve"> and number of </w:t>
-      </w:r>
-      <w:proofErr w:type="gramStart"/>
-      <w:r>
-        <w:rPr>
-          <w:sz w:val="24"/>
-          <w:szCs w:val="24"/>
-        </w:rPr>
-        <w:t>user</w:t>
-      </w:r>
-      <w:proofErr w:type="gramEnd"/>
-      <w:r>
-        <w:rPr>
-          <w:sz w:val="24"/>
-          <w:szCs w:val="24"/>
-        </w:rPr>
-        <w:t xml:space="preserve"> </w:t>
-      </w:r>
-      <w:proofErr w:type="gramStart"/>
-      <w:r>
-        <w:rPr>
-          <w:sz w:val="24"/>
-          <w:szCs w:val="24"/>
-        </w:rPr>
-        <w:t>so ,we</w:t>
-      </w:r>
-      <w:proofErr w:type="gramEnd"/>
-      <w:r>
-        <w:rPr>
-          <w:sz w:val="24"/>
-          <w:szCs w:val="24"/>
-        </w:rPr>
-        <w:t xml:space="preserve"> only run here in headed mode so that </w:t>
-      </w:r>
-      <w:proofErr w:type="spellStart"/>
-      <w:r>
-        <w:rPr>
-          <w:sz w:val="24"/>
-          <w:szCs w:val="24"/>
-        </w:rPr>
-        <w:t>url</w:t>
-      </w:r>
-      <w:proofErr w:type="spellEnd"/>
-      <w:r>
-        <w:rPr>
-          <w:sz w:val="24"/>
-          <w:szCs w:val="24"/>
-        </w:rPr>
-        <w:t xml:space="preserve"> can easily fetch </w:t>
+        <w:t xml:space="preserve"> and number of user so ,we only run here in headed mode so that url can easily fetch </w:t>
       </w:r>
     </w:p>
     <w:p>
@@ -2097,23 +1764,7 @@
           <w:sz w:val="24"/>
           <w:szCs w:val="24"/>
         </w:rPr>
-        <w:t xml:space="preserve">Today I did home page </w:t>
-      </w:r>
-      <w:proofErr w:type="gramStart"/>
-      <w:r>
-        <w:rPr>
-          <w:sz w:val="24"/>
-          <w:szCs w:val="24"/>
-        </w:rPr>
-        <w:t>verification ,search</w:t>
-      </w:r>
-      <w:proofErr w:type="gramEnd"/>
-      <w:r>
-        <w:rPr>
-          <w:sz w:val="24"/>
-          <w:szCs w:val="24"/>
-        </w:rPr>
-        <w:t xml:space="preserve"> text working with positive search like product list is available and negative search like not found and empty search;</w:t>
+        <w:t>Today I did home page verification ,search text working with positive search like product list is available and negative search like not found and empty search;</w:t>
       </w:r>
     </w:p>
     <w:p>
@@ -4636,6 +4287,7 @@
   <w:style w:type="character" w:default="1" w:styleId="DefaultParagraphFont">
     <w:name w:val="Default Paragraph Font"/>
     <w:uiPriority w:val="1"/>
+    <w:semiHidden/>
     <w:unhideWhenUsed/>
   </w:style>
   <w:style w:type="table" w:default="1" w:styleId="TableNormal">
